--- a/ioc-system/test_b64.docx
+++ b/ioc-system/test_b64.docx
@@ -7,7 +7,7 @@
         <w:pStyle w:val="NoSpacing"/>
         <w:ind w:left="-426"/>
         <w:rPr>
-          <w:rFonts w:ascii="TH SarabunPSK" w:hAnsi="TH SarabunPSK" w:cs="TH SarabunPSK"/>
+          <w:rFonts w:ascii="TH SarabunPSK" w:hAnsi="TH SarabunPSK" w:cs="TH SarabunPSK" w:hint="cs"/>
           <w:sz w:val="32"/>
           <w:szCs w:val="32"/>
           <w:cs/>
@@ -84,7 +84,7 @@
       </w:r>
       <w:r>
         <w:rPr>
-          <w:rFonts w:ascii="TH SarabunPSK" w:hAnsi="TH SarabunPSK" w:cs="TH SarabunPSK"/>
+          <w:rFonts w:ascii="TH SarabunPSK" w:hAnsi="TH SarabunPSK" w:cs="TH SarabunPSK" w:hint="cs"/>
           <w:sz w:val="32"/>
           <w:szCs w:val="32"/>
           <w:cs/>
@@ -102,7 +102,7 @@
       </w:r>
       <w:r>
         <w:rPr>
-          <w:rFonts w:ascii="TH SarabunPSK" w:hAnsi="TH SarabunPSK" w:cs="TH SarabunPSK"/>
+          <w:rFonts w:ascii="TH SarabunPSK" w:hAnsi="TH SarabunPSK" w:cs="TH SarabunPSK" w:hint="cs"/>
           <w:sz w:val="32"/>
           <w:szCs w:val="32"/>
           <w:cs/>
@@ -120,7 +120,7 @@
       </w:r>
       <w:r>
         <w:rPr>
-          <w:rFonts w:ascii="TH SarabunPSK" w:hAnsi="TH SarabunPSK" w:cs="TH SarabunPSK"/>
+          <w:rFonts w:ascii="TH SarabunPSK" w:hAnsi="TH SarabunPSK" w:cs="TH SarabunPSK" w:hint="cs"/>
           <w:color w:val="000000" w:themeColor="text1"/>
           <w:sz w:val="32"/>
           <w:szCs w:val="32"/>
@@ -169,7 +169,7 @@
       </w:r>
       <w:r>
         <w:rPr>
-          <w:rFonts w:ascii="TH SarabunPSK" w:hAnsi="TH SarabunPSK" w:cs="TH SarabunPSK"/>
+          <w:rFonts w:ascii="TH SarabunPSK" w:hAnsi="TH SarabunPSK" w:cs="TH SarabunPSK" w:hint="cs"/>
           <w:sz w:val="32"/>
           <w:szCs w:val="32"/>
         </w:rPr>
@@ -177,7 +177,7 @@
       </w:r>
       <w:r>
         <w:rPr>
-          <w:rFonts w:ascii="TH SarabunPSK" w:hAnsi="TH SarabunPSK" w:cs="TH SarabunPSK"/>
+          <w:rFonts w:ascii="TH SarabunPSK" w:hAnsi="TH SarabunPSK" w:cs="TH SarabunPSK" w:hint="cs"/>
           <w:sz w:val="32"/>
           <w:szCs w:val="32"/>
           <w:cs/>
@@ -186,7 +186,7 @@
       </w:r>
       <w:r>
         <w:rPr>
-          <w:rFonts w:ascii="TH SarabunPSK" w:hAnsi="TH SarabunPSK" w:cs="TH SarabunPSK"/>
+          <w:rFonts w:ascii="TH SarabunPSK" w:hAnsi="TH SarabunPSK" w:cs="TH SarabunPSK" w:hint="cs"/>
           <w:sz w:val="32"/>
           <w:szCs w:val="32"/>
         </w:rPr>
@@ -194,7 +194,7 @@
       </w:r>
       <w:r>
         <w:rPr>
-          <w:rFonts w:ascii="TH SarabunPSK" w:hAnsi="TH SarabunPSK" w:cs="TH SarabunPSK"/>
+          <w:rFonts w:ascii="TH SarabunPSK" w:hAnsi="TH SarabunPSK" w:cs="TH SarabunPSK" w:hint="cs"/>
           <w:sz w:val="32"/>
           <w:szCs w:val="32"/>
         </w:rPr>
@@ -211,7 +211,7 @@
       </w:r>
       <w:r>
         <w:rPr>
-          <w:rFonts w:ascii="TH SarabunPSK" w:hAnsi="TH SarabunPSK" w:cs="TH SarabunPSK"/>
+          <w:rFonts w:ascii="TH SarabunPSK" w:hAnsi="TH SarabunPSK" w:cs="TH SarabunPSK" w:hint="cs"/>
           <w:sz w:val="32"/>
           <w:szCs w:val="32"/>
         </w:rPr>
@@ -219,7 +219,7 @@
       </w:r>
       <w:r>
         <w:rPr>
-          <w:rFonts w:ascii="TH SarabunPSK" w:hAnsi="TH SarabunPSK" w:cs="TH SarabunPSK"/>
+          <w:rFonts w:ascii="TH SarabunPSK" w:hAnsi="TH SarabunPSK" w:cs="TH SarabunPSK" w:hint="cs"/>
           <w:sz w:val="32"/>
           <w:szCs w:val="32"/>
         </w:rPr>
@@ -227,7 +227,7 @@
       </w:r>
       <w:r>
         <w:rPr>
-          <w:rFonts w:ascii="TH SarabunPSK" w:hAnsi="TH SarabunPSK" w:cs="TH SarabunPSK"/>
+          <w:rFonts w:ascii="TH SarabunPSK" w:hAnsi="TH SarabunPSK" w:cs="TH SarabunPSK" w:hint="cs"/>
           <w:sz w:val="32"/>
           <w:szCs w:val="32"/>
         </w:rPr>
@@ -235,7 +235,7 @@
       </w:r>
       <w:r>
         <w:rPr>
-          <w:rFonts w:ascii="TH SarabunPSK" w:hAnsi="TH SarabunPSK" w:cs="TH SarabunPSK"/>
+          <w:rFonts w:ascii="TH SarabunPSK" w:hAnsi="TH SarabunPSK" w:cs="TH SarabunPSK" w:hint="cs"/>
           <w:sz w:val="32"/>
           <w:szCs w:val="32"/>
         </w:rPr>
@@ -243,7 +243,7 @@
       </w:r>
       <w:r>
         <w:rPr>
-          <w:rFonts w:ascii="TH SarabunPSK" w:hAnsi="TH SarabunPSK" w:cs="TH SarabunPSK"/>
+          <w:rFonts w:ascii="TH SarabunPSK" w:hAnsi="TH SarabunPSK" w:cs="TH SarabunPSK" w:hint="cs"/>
           <w:sz w:val="32"/>
           <w:szCs w:val="32"/>
           <w:cs/>
@@ -261,7 +261,7 @@
       </w:r>
       <w:r>
         <w:rPr>
-          <w:rFonts w:ascii="TH SarabunPSK" w:hAnsi="TH SarabunPSK" w:cs="TH SarabunPSK"/>
+          <w:rFonts w:ascii="TH SarabunPSK" w:hAnsi="TH SarabunPSK" w:cs="TH SarabunPSK" w:hint="cs"/>
           <w:sz w:val="32"/>
           <w:szCs w:val="32"/>
         </w:rPr>
@@ -278,7 +278,7 @@
       </w:r>
       <w:r>
         <w:rPr>
-          <w:rFonts w:ascii="TH SarabunPSK" w:hAnsi="TH SarabunPSK" w:cs="TH SarabunPSK"/>
+          <w:rFonts w:ascii="TH SarabunPSK" w:hAnsi="TH SarabunPSK" w:cs="TH SarabunPSK" w:hint="cs"/>
           <w:sz w:val="32"/>
           <w:szCs w:val="32"/>
         </w:rPr>
@@ -295,7 +295,7 @@
       </w:r>
       <w:r>
         <w:rPr>
-          <w:rFonts w:ascii="TH SarabunPSK" w:hAnsi="TH SarabunPSK" w:cs="TH SarabunPSK"/>
+          <w:rFonts w:ascii="TH SarabunPSK" w:hAnsi="TH SarabunPSK" w:cs="TH SarabunPSK" w:hint="cs"/>
           <w:sz w:val="32"/>
           <w:szCs w:val="32"/>
         </w:rPr>
@@ -303,7 +303,7 @@
       </w:r>
       <w:r>
         <w:rPr>
-          <w:rFonts w:ascii="TH SarabunPSK" w:hAnsi="TH SarabunPSK" w:cs="TH SarabunPSK"/>
+          <w:rFonts w:ascii="TH SarabunPSK" w:hAnsi="TH SarabunPSK" w:cs="TH SarabunPSK" w:hint="cs"/>
           <w:sz w:val="32"/>
           <w:szCs w:val="32"/>
         </w:rPr>
@@ -324,14 +324,14 @@
         <w:pStyle w:val="NoSpacing"/>
         <w:ind w:left="-426"/>
         <w:rPr>
-          <w:rFonts w:ascii="TH SarabunPSK" w:hAnsi="TH SarabunPSK" w:cs="TH SarabunPSK"/>
-          <w:sz w:val="32"/>
-          <w:szCs w:val="32"/>
-        </w:rPr>
-      </w:pPr>
-      <w:r>
-        <w:rPr>
-          <w:rFonts w:ascii="TH SarabunPSK" w:hAnsi="TH SarabunPSK" w:cs="TH SarabunPSK"/>
+          <w:rFonts w:ascii="TH SarabunPSK" w:hAnsi="TH SarabunPSK" w:cs="TH SarabunPSK" w:hint="cs"/>
+          <w:sz w:val="32"/>
+          <w:szCs w:val="32"/>
+        </w:rPr>
+      </w:pPr>
+      <w:r>
+        <w:rPr>
+          <w:rFonts w:ascii="TH SarabunPSK" w:hAnsi="TH SarabunPSK" w:cs="TH SarabunPSK" w:hint="cs"/>
           <w:sz w:val="32"/>
           <w:szCs w:val="32"/>
           <w:cs/>
@@ -358,7 +358,7 @@
       </w:r>
       <w:r>
         <w:rPr>
-          <w:rFonts w:ascii="TH SarabunPSK" w:hAnsi="TH SarabunPSK" w:cs="TH SarabunPSK"/>
+          <w:rFonts w:ascii="TH SarabunPSK" w:hAnsi="TH SarabunPSK" w:cs="TH SarabunPSK" w:hint="cs"/>
           <w:sz w:val="32"/>
           <w:szCs w:val="32"/>
           <w:cs/>
@@ -376,7 +376,7 @@
       </w:r>
       <w:r>
         <w:rPr>
-          <w:rFonts w:ascii="TH SarabunPSK" w:hAnsi="TH SarabunPSK" w:cs="TH SarabunPSK"/>
+          <w:rFonts w:ascii="TH SarabunPSK" w:hAnsi="TH SarabunPSK" w:cs="TH SarabunPSK" w:hint="cs"/>
           <w:sz w:val="32"/>
           <w:szCs w:val="32"/>
         </w:rPr>
@@ -393,7 +393,7 @@
       </w:r>
       <w:r>
         <w:rPr>
-          <w:rFonts w:ascii="TH SarabunPSK" w:hAnsi="TH SarabunPSK" w:cs="TH SarabunPSK"/>
+          <w:rFonts w:ascii="TH SarabunPSK" w:hAnsi="TH SarabunPSK" w:cs="TH SarabunPSK" w:hint="cs"/>
           <w:sz w:val="32"/>
           <w:szCs w:val="32"/>
         </w:rPr>
@@ -419,7 +419,7 @@
       </w:r>
       <w:r>
         <w:rPr>
-          <w:rFonts w:ascii="TH SarabunPSK" w:hAnsi="TH SarabunPSK" w:cs="TH SarabunPSK"/>
+          <w:rFonts w:ascii="TH SarabunPSK" w:hAnsi="TH SarabunPSK" w:cs="TH SarabunPSK" w:hint="cs"/>
           <w:sz w:val="32"/>
           <w:szCs w:val="32"/>
           <w:cs/>
@@ -437,7 +437,7 @@
       </w:r>
       <w:r>
         <w:rPr>
-          <w:rFonts w:ascii="TH SarabunPSK" w:hAnsi="TH SarabunPSK" w:cs="TH SarabunPSK"/>
+          <w:rFonts w:ascii="TH SarabunPSK" w:hAnsi="TH SarabunPSK" w:cs="TH SarabunPSK" w:hint="cs"/>
           <w:sz w:val="32"/>
           <w:szCs w:val="32"/>
           <w:cs/>
@@ -446,7 +446,7 @@
       </w:r>
       <w:r>
         <w:rPr>
-          <w:rFonts w:ascii="TH SarabunPSK" w:hAnsi="TH SarabunPSK" w:cs="TH SarabunPSK"/>
+          <w:rFonts w:ascii="TH SarabunPSK" w:hAnsi="TH SarabunPSK" w:cs="TH SarabunPSK" w:hint="cs"/>
           <w:sz w:val="32"/>
           <w:szCs w:val="32"/>
         </w:rPr>
@@ -463,7 +463,7 @@
       </w:r>
       <w:r>
         <w:rPr>
-          <w:rFonts w:ascii="TH SarabunPSK" w:hAnsi="TH SarabunPSK" w:cs="TH SarabunPSK"/>
+          <w:rFonts w:ascii="TH SarabunPSK" w:hAnsi="TH SarabunPSK" w:cs="TH SarabunPSK" w:hint="cs"/>
           <w:sz w:val="32"/>
           <w:szCs w:val="32"/>
         </w:rPr>
@@ -489,7 +489,7 @@
       </w:r>
       <w:r>
         <w:rPr>
-          <w:rFonts w:ascii="TH SarabunPSK" w:hAnsi="TH SarabunPSK" w:cs="TH SarabunPSK"/>
+          <w:rFonts w:ascii="TH SarabunPSK" w:hAnsi="TH SarabunPSK" w:cs="TH SarabunPSK" w:hint="cs"/>
           <w:sz w:val="32"/>
           <w:szCs w:val="32"/>
           <w:cs/>
@@ -498,7 +498,7 @@
       </w:r>
       <w:r>
         <w:rPr>
-          <w:rFonts w:ascii="TH SarabunPSK" w:hAnsi="TH SarabunPSK" w:cs="TH SarabunPSK"/>
+          <w:rFonts w:ascii="TH SarabunPSK" w:hAnsi="TH SarabunPSK" w:cs="TH SarabunPSK" w:hint="cs"/>
           <w:sz w:val="32"/>
           <w:szCs w:val="32"/>
         </w:rPr>
@@ -515,7 +515,7 @@
       </w:r>
       <w:r>
         <w:rPr>
-          <w:rFonts w:ascii="TH SarabunPSK" w:hAnsi="TH SarabunPSK" w:cs="TH SarabunPSK"/>
+          <w:rFonts w:ascii="TH SarabunPSK" w:hAnsi="TH SarabunPSK" w:cs="TH SarabunPSK" w:hint="cs"/>
           <w:sz w:val="32"/>
           <w:szCs w:val="32"/>
         </w:rPr>
@@ -523,7 +523,7 @@
       </w:r>
       <w:r>
         <w:rPr>
-          <w:rFonts w:ascii="TH SarabunPSK" w:hAnsi="TH SarabunPSK" w:cs="TH SarabunPSK"/>
+          <w:rFonts w:ascii="TH SarabunPSK" w:hAnsi="TH SarabunPSK" w:cs="TH SarabunPSK" w:hint="cs"/>
           <w:sz w:val="32"/>
           <w:szCs w:val="32"/>
         </w:rPr>
@@ -535,7 +535,7 @@
         <w:pStyle w:val="NoSpacing"/>
         <w:ind w:left="-426"/>
         <w:rPr>
-          <w:rFonts w:ascii="TH SarabunPSK" w:hAnsi="TH SarabunPSK" w:cs="TH SarabunPSK"/>
+          <w:rFonts w:ascii="TH SarabunPSK" w:hAnsi="TH SarabunPSK" w:cs="TH SarabunPSK" w:hint="cs"/>
           <w:sz w:val="32"/>
           <w:szCs w:val="32"/>
           <w:cs/>
@@ -561,7 +561,7 @@
       </w:r>
       <w:r>
         <w:rPr>
-          <w:rFonts w:ascii="TH SarabunPSK" w:hAnsi="TH SarabunPSK" w:cs="TH SarabunPSK"/>
+          <w:rFonts w:ascii="TH SarabunPSK" w:hAnsi="TH SarabunPSK" w:cs="TH SarabunPSK" w:hint="cs"/>
           <w:sz w:val="32"/>
           <w:szCs w:val="32"/>
           <w:cs/>
@@ -570,7 +570,7 @@
       </w:r>
       <w:r>
         <w:rPr>
-          <w:rFonts w:ascii="TH SarabunPSK" w:hAnsi="TH SarabunPSK" w:cs="TH SarabunPSK"/>
+          <w:rFonts w:ascii="TH SarabunPSK" w:hAnsi="TH SarabunPSK" w:cs="TH SarabunPSK" w:hint="cs"/>
           <w:sz w:val="32"/>
           <w:szCs w:val="32"/>
         </w:rPr>
@@ -587,7 +587,7 @@
       </w:r>
       <w:r>
         <w:rPr>
-          <w:rFonts w:ascii="TH SarabunPSK" w:hAnsi="TH SarabunPSK" w:cs="TH SarabunPSK"/>
+          <w:rFonts w:ascii="TH SarabunPSK" w:hAnsi="TH SarabunPSK" w:cs="TH SarabunPSK" w:hint="cs"/>
           <w:sz w:val="32"/>
           <w:szCs w:val="32"/>
         </w:rPr>
@@ -595,7 +595,7 @@
       </w:r>
       <w:r>
         <w:rPr>
-          <w:rFonts w:ascii="TH SarabunPSK" w:hAnsi="TH SarabunPSK" w:cs="TH SarabunPSK"/>
+          <w:rFonts w:ascii="TH SarabunPSK" w:hAnsi="TH SarabunPSK" w:cs="TH SarabunPSK" w:hint="cs"/>
           <w:sz w:val="32"/>
           <w:szCs w:val="32"/>
           <w:cs/>
@@ -660,7 +660,7 @@
       </w:r>
       <w:r>
         <w:rPr>
-          <w:rFonts w:ascii="TH SarabunPSK" w:hAnsi="TH SarabunPSK" w:cs="TH SarabunPSK"/>
+          <w:rFonts w:ascii="TH SarabunPSK" w:hAnsi="TH SarabunPSK" w:cs="TH SarabunPSK" w:hint="cs"/>
           <w:sz w:val="32"/>
           <w:szCs w:val="32"/>
           <w:cs/>
@@ -669,7 +669,7 @@
       </w:r>
       <w:r>
         <w:rPr>
-          <w:rFonts w:ascii="TH SarabunPSK" w:hAnsi="TH SarabunPSK" w:cs="TH SarabunPSK"/>
+          <w:rFonts w:ascii="TH SarabunPSK" w:hAnsi="TH SarabunPSK" w:cs="TH SarabunPSK" w:hint="cs"/>
           <w:sz w:val="32"/>
           <w:szCs w:val="32"/>
         </w:rPr>
@@ -686,7 +686,7 @@
       </w:r>
       <w:r>
         <w:rPr>
-          <w:rFonts w:ascii="TH SarabunPSK" w:hAnsi="TH SarabunPSK" w:cs="TH SarabunPSK"/>
+          <w:rFonts w:ascii="TH SarabunPSK" w:hAnsi="TH SarabunPSK" w:cs="TH SarabunPSK" w:hint="cs"/>
           <w:sz w:val="32"/>
           <w:szCs w:val="32"/>
         </w:rPr>
@@ -694,7 +694,7 @@
       </w:r>
       <w:r>
         <w:rPr>
-          <w:rFonts w:ascii="TH SarabunPSK" w:hAnsi="TH SarabunPSK" w:cs="TH SarabunPSK"/>
+          <w:rFonts w:ascii="TH SarabunPSK" w:hAnsi="TH SarabunPSK" w:cs="TH SarabunPSK" w:hint="cs"/>
           <w:sz w:val="32"/>
           <w:szCs w:val="32"/>
           <w:cs/>
@@ -746,7 +746,7 @@
       </w:r>
       <w:r>
         <w:rPr>
-          <w:rFonts w:ascii="TH SarabunPSK" w:hAnsi="TH SarabunPSK" w:cs="TH SarabunPSK"/>
+          <w:rFonts w:ascii="TH SarabunPSK" w:hAnsi="TH SarabunPSK" w:cs="TH SarabunPSK" w:hint="cs"/>
           <w:sz w:val="32"/>
           <w:szCs w:val="32"/>
         </w:rPr>
@@ -763,7 +763,7 @@
       </w:r>
       <w:r>
         <w:rPr>
-          <w:rFonts w:ascii="TH SarabunPSK" w:hAnsi="TH SarabunPSK" w:cs="TH SarabunPSK"/>
+          <w:rFonts w:ascii="TH SarabunPSK" w:hAnsi="TH SarabunPSK" w:cs="TH SarabunPSK" w:hint="cs"/>
           <w:sz w:val="32"/>
           <w:szCs w:val="32"/>
         </w:rPr>
@@ -771,7 +771,7 @@
       </w:r>
       <w:r>
         <w:rPr>
-          <w:rFonts w:ascii="TH SarabunPSK" w:hAnsi="TH SarabunPSK" w:cs="TH SarabunPSK"/>
+          <w:rFonts w:ascii="TH SarabunPSK" w:hAnsi="TH SarabunPSK" w:cs="TH SarabunPSK" w:hint="cs"/>
           <w:sz w:val="32"/>
           <w:szCs w:val="32"/>
         </w:rPr>
@@ -793,7 +793,7 @@
         <w:ind w:left="-426"/>
         <w:jc w:val="center"/>
         <w:rPr>
-          <w:rFonts w:ascii="TH SarabunPSK" w:hAnsi="TH SarabunPSK" w:cs="TH SarabunPSK"/>
+          <w:rFonts w:ascii="TH SarabunPSK" w:hAnsi="TH SarabunPSK" w:cs="TH SarabunPSK" w:hint="cs"/>
           <w:b/>
           <w:bCs/>
           <w:sz w:val="36"/>
@@ -803,7 +803,7 @@
       </w:pPr>
       <w:r>
         <w:rPr>
-          <w:rFonts w:ascii="TH SarabunPSK" w:hAnsi="TH SarabunPSK" w:cs="TH SarabunPSK"/>
+          <w:rFonts w:ascii="TH SarabunPSK" w:hAnsi="TH SarabunPSK" w:cs="TH SarabunPSK" w:hint="cs"/>
           <w:b/>
           <w:bCs/>
           <w:sz w:val="36"/>
@@ -814,7 +814,7 @@
       </w:r>
       <w:r>
         <w:rPr>
-          <w:rFonts w:ascii="TH SarabunPSK" w:hAnsi="TH SarabunPSK" w:cs="TH SarabunPSK"/>
+          <w:rFonts w:ascii="TH SarabunPSK" w:hAnsi="TH SarabunPSK" w:cs="TH SarabunPSK" w:hint="cs"/>
           <w:b/>
           <w:bCs/>
           <w:sz w:val="36"/>
@@ -825,7 +825,7 @@
       </w:r>
       <w:r>
         <w:rPr>
-          <w:rFonts w:ascii="TH SarabunPSK" w:hAnsi="TH SarabunPSK" w:cs="TH SarabunPSK"/>
+          <w:rFonts w:ascii="TH SarabunPSK" w:hAnsi="TH SarabunPSK" w:cs="TH SarabunPSK" w:hint="cs"/>
           <w:b/>
           <w:bCs/>
           <w:sz w:val="36"/>
@@ -836,7 +836,7 @@
       </w:r>
       <w:r>
         <w:rPr>
-          <w:rFonts w:ascii="TH SarabunPSK" w:hAnsi="TH SarabunPSK" w:cs="TH SarabunPSK"/>
+          <w:rFonts w:ascii="TH SarabunPSK" w:hAnsi="TH SarabunPSK" w:cs="TH SarabunPSK" w:hint="cs"/>
           <w:b/>
           <w:bCs/>
           <w:sz w:val="36"/>
@@ -847,7 +847,7 @@
       </w:r>
       <w:r>
         <w:rPr>
-          <w:rFonts w:ascii="TH SarabunPSK" w:hAnsi="TH SarabunPSK" w:cs="TH SarabunPSK"/>
+          <w:rFonts w:ascii="TH SarabunPSK" w:hAnsi="TH SarabunPSK" w:cs="TH SarabunPSK" w:hint="cs"/>
           <w:b/>
           <w:bCs/>
           <w:sz w:val="36"/>
@@ -858,7 +858,7 @@
       </w:r>
       <w:r>
         <w:rPr>
-          <w:rFonts w:ascii="TH SarabunPSK" w:hAnsi="TH SarabunPSK" w:cs="TH SarabunPSK"/>
+          <w:rFonts w:ascii="TH SarabunPSK" w:hAnsi="TH SarabunPSK" w:cs="TH SarabunPSK" w:hint="cs"/>
           <w:b/>
           <w:bCs/>
           <w:sz w:val="36"/>
@@ -869,7 +869,7 @@
       </w:r>
       <w:r>
         <w:rPr>
-          <w:rFonts w:ascii="TH SarabunPSK" w:hAnsi="TH SarabunPSK" w:cs="TH SarabunPSK"/>
+          <w:rFonts w:ascii="TH SarabunPSK" w:hAnsi="TH SarabunPSK" w:cs="TH SarabunPSK" w:hint="cs"/>
           <w:b/>
           <w:bCs/>
           <w:sz w:val="36"/>
@@ -880,7 +880,7 @@
       </w:r>
       <w:r>
         <w:rPr>
-          <w:rFonts w:ascii="TH SarabunPSK" w:hAnsi="TH SarabunPSK" w:cs="TH SarabunPSK"/>
+          <w:rFonts w:ascii="TH SarabunPSK" w:hAnsi="TH SarabunPSK" w:cs="TH SarabunPSK" w:hint="cs"/>
           <w:b/>
           <w:bCs/>
           <w:sz w:val="36"/>
@@ -891,7 +891,7 @@
       </w:r>
       <w:r>
         <w:rPr>
-          <w:rFonts w:ascii="TH SarabunPSK" w:hAnsi="TH SarabunPSK" w:cs="TH SarabunPSK"/>
+          <w:rFonts w:ascii="TH SarabunPSK" w:hAnsi="TH SarabunPSK" w:cs="TH SarabunPSK" w:hint="cs"/>
           <w:b/>
           <w:bCs/>
           <w:sz w:val="36"/>
@@ -902,7 +902,7 @@
       </w:r>
       <w:r>
         <w:rPr>
-          <w:rFonts w:ascii="TH SarabunPSK" w:hAnsi="TH SarabunPSK" w:cs="TH SarabunPSK"/>
+          <w:rFonts w:ascii="TH SarabunPSK" w:hAnsi="TH SarabunPSK" w:cs="TH SarabunPSK" w:hint="cs"/>
           <w:b/>
           <w:bCs/>
           <w:sz w:val="36"/>
@@ -913,7 +913,7 @@
       </w:r>
       <w:r>
         <w:rPr>
-          <w:rFonts w:ascii="TH SarabunPSK" w:hAnsi="TH SarabunPSK" w:cs="TH SarabunPSK"/>
+          <w:rFonts w:ascii="TH SarabunPSK" w:hAnsi="TH SarabunPSK" w:cs="TH SarabunPSK" w:hint="cs"/>
           <w:b/>
           <w:bCs/>
           <w:sz w:val="36"/>
@@ -924,7 +924,7 @@
       </w:r>
       <w:r>
         <w:rPr>
-          <w:rFonts w:ascii="TH SarabunPSK" w:hAnsi="TH SarabunPSK" w:cs="TH SarabunPSK"/>
+          <w:rFonts w:ascii="TH SarabunPSK" w:hAnsi="TH SarabunPSK" w:cs="TH SarabunPSK" w:hint="cs"/>
           <w:b/>
           <w:bCs/>
           <w:sz w:val="36"/>
@@ -935,7 +935,7 @@
       </w:r>
       <w:r>
         <w:rPr>
-          <w:rFonts w:ascii="TH SarabunPSK" w:hAnsi="TH SarabunPSK" w:cs="TH SarabunPSK"/>
+          <w:rFonts w:ascii="TH SarabunPSK" w:hAnsi="TH SarabunPSK" w:cs="TH SarabunPSK" w:hint="cs"/>
           <w:b/>
           <w:bCs/>
           <w:sz w:val="36"/>
@@ -950,7 +950,7 @@
         <w:pStyle w:val="NoSpacing"/>
         <w:ind w:left="-426"/>
         <w:rPr>
-          <w:rFonts w:ascii="TH SarabunPSK" w:hAnsi="TH SarabunPSK" w:cs="TH SarabunPSK"/>
+          <w:rFonts w:ascii="TH SarabunPSK" w:hAnsi="TH SarabunPSK" w:cs="TH SarabunPSK" w:hint="cs"/>
           <w:b/>
           <w:bCs/>
           <w:color w:val="000000" w:themeColor="text1"/>
@@ -986,7 +986,7 @@
       </w:r>
       <w:r>
         <w:rPr>
-          <w:rFonts w:ascii="TH SarabunPSK" w:hAnsi="TH SarabunPSK" w:cs="TH SarabunPSK"/>
+          <w:rFonts w:ascii="TH SarabunPSK" w:hAnsi="TH SarabunPSK" w:cs="TH SarabunPSK" w:hint="cs"/>
           <w:b/>
           <w:bCs/>
           <w:color w:val="000000" w:themeColor="text1"/>
@@ -1009,7 +1009,7 @@
       </w:r>
       <w:r>
         <w:rPr>
-          <w:rFonts w:ascii="TH SarabunPSK" w:hAnsi="TH SarabunPSK" w:cs="TH SarabunPSK"/>
+          <w:rFonts w:ascii="TH SarabunPSK" w:hAnsi="TH SarabunPSK" w:cs="TH SarabunPSK" w:hint="cs"/>
           <w:color w:val="000000" w:themeColor="text1"/>
           <w:sz w:val="32"/>
           <w:szCs w:val="32"/>
@@ -1029,7 +1029,7 @@
       </w:r>
       <w:r>
         <w:rPr>
-          <w:rFonts w:ascii="TH SarabunPSK" w:hAnsi="TH SarabunPSK" w:cs="TH SarabunPSK"/>
+          <w:rFonts w:ascii="TH SarabunPSK" w:hAnsi="TH SarabunPSK" w:cs="TH SarabunPSK" w:hint="cs"/>
           <w:color w:val="000000" w:themeColor="text1"/>
           <w:sz w:val="32"/>
           <w:szCs w:val="32"/>
@@ -1052,7 +1052,7 @@
         <w:pStyle w:val="NoSpacing"/>
         <w:ind w:left="-426"/>
         <w:rPr>
-          <w:rFonts w:ascii="TH SarabunPSK" w:hAnsi="TH SarabunPSK" w:cs="TH SarabunPSK"/>
+          <w:rFonts w:ascii="TH SarabunPSK" w:hAnsi="TH SarabunPSK" w:cs="TH SarabunPSK" w:hint="cs"/>
           <w:color w:val="000000" w:themeColor="text1"/>
           <w:sz w:val="32"/>
           <w:szCs w:val="32"/>
@@ -1073,7 +1073,7 @@
       </w:r>
       <w:r>
         <w:rPr>
-          <w:rFonts w:ascii="TH SarabunPSK" w:hAnsi="TH SarabunPSK" w:cs="TH SarabunPSK"/>
+          <w:rFonts w:ascii="TH SarabunPSK" w:hAnsi="TH SarabunPSK" w:cs="TH SarabunPSK" w:hint="cs"/>
           <w:b/>
           <w:bCs/>
           <w:color w:val="000000" w:themeColor="text1"/>
@@ -1106,7 +1106,7 @@
       </w:r>
       <w:r>
         <w:rPr>
-          <w:rFonts w:ascii="TH SarabunPSK" w:hAnsi="TH SarabunPSK" w:cs="TH SarabunPSK"/>
+          <w:rFonts w:ascii="TH SarabunPSK" w:hAnsi="TH SarabunPSK" w:cs="TH SarabunPSK" w:hint="cs"/>
           <w:color w:val="000000" w:themeColor="text1"/>
           <w:sz w:val="32"/>
           <w:szCs w:val="32"/>
@@ -1126,7 +1126,7 @@
       </w:r>
       <w:r>
         <w:rPr>
-          <w:rFonts w:ascii="TH SarabunPSK" w:hAnsi="TH SarabunPSK" w:cs="TH SarabunPSK"/>
+          <w:rFonts w:ascii="TH SarabunPSK" w:hAnsi="TH SarabunPSK" w:cs="TH SarabunPSK" w:hint="cs"/>
           <w:color w:val="000000" w:themeColor="text1"/>
           <w:sz w:val="32"/>
           <w:szCs w:val="32"/>
@@ -1145,7 +1145,7 @@
       </w:r>
       <w:r>
         <w:rPr>
-          <w:rFonts w:ascii="TH SarabunPSK" w:hAnsi="TH SarabunPSK" w:cs="TH SarabunPSK"/>
+          <w:rFonts w:ascii="TH SarabunPSK" w:hAnsi="TH SarabunPSK" w:cs="TH SarabunPSK" w:hint="cs"/>
           <w:color w:val="000000" w:themeColor="text1"/>
           <w:sz w:val="32"/>
           <w:szCs w:val="32"/>
@@ -1164,7 +1164,7 @@
       </w:r>
       <w:r>
         <w:rPr>
-          <w:rFonts w:ascii="TH SarabunPSK" w:hAnsi="TH SarabunPSK" w:cs="TH SarabunPSK"/>
+          <w:rFonts w:ascii="TH SarabunPSK" w:hAnsi="TH SarabunPSK" w:cs="TH SarabunPSK" w:hint="cs"/>
           <w:color w:val="000000" w:themeColor="text1"/>
           <w:sz w:val="32"/>
           <w:szCs w:val="32"/>
@@ -1183,7 +1183,7 @@
       </w:r>
       <w:r>
         <w:rPr>
-          <w:rFonts w:ascii="TH SarabunPSK" w:hAnsi="TH SarabunPSK" w:cs="TH SarabunPSK"/>
+          <w:rFonts w:ascii="TH SarabunPSK" w:hAnsi="TH SarabunPSK" w:cs="TH SarabunPSK" w:hint="cs"/>
           <w:color w:val="000000" w:themeColor="text1"/>
           <w:sz w:val="32"/>
           <w:szCs w:val="32"/>
@@ -1222,7 +1222,7 @@
       </w:r>
       <w:r>
         <w:rPr>
-          <w:rFonts w:ascii="TH SarabunPSK" w:hAnsi="TH SarabunPSK" w:cs="TH SarabunPSK"/>
+          <w:rFonts w:ascii="TH SarabunPSK" w:hAnsi="TH SarabunPSK" w:cs="TH SarabunPSK" w:hint="cs"/>
           <w:color w:val="000000" w:themeColor="text1"/>
           <w:sz w:val="32"/>
           <w:szCs w:val="32"/>
@@ -1245,7 +1245,7 @@
         <w:pStyle w:val="NoSpacing"/>
         <w:ind w:left="-426"/>
         <w:rPr>
-          <w:rFonts w:ascii="TH SarabunPSK" w:hAnsi="TH SarabunPSK" w:cs="TH SarabunPSK"/>
+          <w:rFonts w:ascii="TH SarabunPSK" w:hAnsi="TH SarabunPSK" w:cs="TH SarabunPSK" w:hint="cs"/>
           <w:color w:val="000000" w:themeColor="text1"/>
           <w:sz w:val="32"/>
           <w:szCs w:val="32"/>
@@ -1275,7 +1275,7 @@
       </w:r>
       <w:r>
         <w:rPr>
-          <w:rFonts w:ascii="TH SarabunPSK" w:hAnsi="TH SarabunPSK" w:cs="TH SarabunPSK"/>
+          <w:rFonts w:ascii="TH SarabunPSK" w:hAnsi="TH SarabunPSK" w:cs="TH SarabunPSK" w:hint="cs"/>
           <w:b/>
           <w:bCs/>
           <w:color w:val="000000" w:themeColor="text1"/>
@@ -1286,7 +1286,7 @@
       </w:r>
       <w:r>
         <w:rPr>
-          <w:rFonts w:ascii="TH SarabunPSK" w:hAnsi="TH SarabunPSK" w:cs="TH SarabunPSK"/>
+          <w:rFonts w:ascii="TH SarabunPSK" w:hAnsi="TH SarabunPSK" w:cs="TH SarabunPSK" w:hint="cs"/>
           <w:color w:val="000000" w:themeColor="text1"/>
           <w:sz w:val="32"/>
           <w:szCs w:val="32"/>
@@ -1305,7 +1305,7 @@
       </w:r>
       <w:r>
         <w:rPr>
-          <w:rFonts w:ascii="TH SarabunPSK" w:hAnsi="TH SarabunPSK" w:cs="TH SarabunPSK"/>
+          <w:rFonts w:ascii="TH SarabunPSK" w:hAnsi="TH SarabunPSK" w:cs="TH SarabunPSK" w:hint="cs"/>
           <w:color w:val="000000" w:themeColor="text1"/>
           <w:sz w:val="32"/>
           <w:szCs w:val="32"/>
@@ -1325,7 +1325,7 @@
       </w:r>
       <w:r>
         <w:rPr>
-          <w:rFonts w:ascii="TH SarabunPSK" w:hAnsi="TH SarabunPSK" w:cs="TH SarabunPSK"/>
+          <w:rFonts w:ascii="TH SarabunPSK" w:hAnsi="TH SarabunPSK" w:cs="TH SarabunPSK" w:hint="cs"/>
           <w:color w:val="000000" w:themeColor="text1"/>
           <w:sz w:val="32"/>
           <w:szCs w:val="32"/>
@@ -1344,7 +1344,7 @@
       </w:r>
       <w:r>
         <w:rPr>
-          <w:rFonts w:ascii="TH SarabunPSK" w:hAnsi="TH SarabunPSK" w:cs="TH SarabunPSK"/>
+          <w:rFonts w:ascii="TH SarabunPSK" w:hAnsi="TH SarabunPSK" w:cs="TH SarabunPSK" w:hint="cs"/>
           <w:color w:val="000000" w:themeColor="text1"/>
           <w:sz w:val="32"/>
           <w:szCs w:val="32"/>
@@ -1391,7 +1391,7 @@
       </w:pPr>
       <w:r>
         <w:rPr>
-          <w:rFonts w:ascii="TH SarabunPSK" w:hAnsi="TH SarabunPSK" w:cs="TH SarabunPSK"/>
+          <w:rFonts w:ascii="TH SarabunPSK" w:hAnsi="TH SarabunPSK" w:cs="TH SarabunPSK" w:hint="cs"/>
           <w:sz w:val="32"/>
           <w:lang w:val="th-TH"/>
         </w:rPr>
@@ -1407,7 +1407,7 @@
       </w:pPr>
       <w:r>
         <w:rPr>
-          <w:rFonts w:ascii="TH SarabunPSK" w:hAnsi="TH SarabunPSK" w:cs="TH SarabunPSK"/>
+          <w:rFonts w:ascii="TH SarabunPSK" w:hAnsi="TH SarabunPSK" w:cs="TH SarabunPSK" w:hint="cs"/>
           <w:b/>
           <w:sz w:val="32"/>
           <w:lang w:val="th-TH"/>
@@ -1424,7 +1424,7 @@
       </w:pPr>
       <w:r>
         <w:rPr>
-          <w:rFonts w:ascii="TH SarabunPSK" w:hAnsi="TH SarabunPSK" w:cs="TH SarabunPSK"/>
+          <w:rFonts w:ascii="TH SarabunPSK" w:hAnsi="TH SarabunPSK" w:cs="TH SarabunPSK" w:hint="cs"/>
           <w:sz w:val="32"/>
           <w:lang w:val="th-TH"/>
         </w:rPr>
@@ -1440,7 +1440,7 @@
       </w:pPr>
       <w:r>
         <w:rPr>
-          <w:rFonts w:ascii="TH SarabunPSK" w:hAnsi="TH SarabunPSK" w:cs="TH SarabunPSK"/>
+          <w:rFonts w:ascii="TH SarabunPSK" w:hAnsi="TH SarabunPSK" w:cs="TH SarabunPSK" w:hint="cs"/>
           <w:sz w:val="32"/>
           <w:lang w:val="th-TH"/>
         </w:rPr>
@@ -1467,7 +1467,7 @@
       </w:r>
       <w:r>
         <w:rPr>
-          <w:rFonts w:ascii="TH SarabunPSK" w:hAnsi="TH SarabunPSK" w:cs="TH SarabunPSK"/>
+          <w:rFonts w:ascii="TH SarabunPSK" w:hAnsi="TH SarabunPSK" w:cs="TH SarabunPSK" w:hint="cs"/>
           <w:sz w:val="32"/>
         </w:rPr>
         <w:t>[[</w:t>
@@ -1475,7 +1475,7 @@
       <w:proofErr w:type="spellStart"/>
       <w:r>
         <w:rPr>
-          <w:rFonts w:ascii="TH SarabunPSK" w:hAnsi="TH SarabunPSK" w:cs="TH SarabunPSK"/>
+          <w:rFonts w:ascii="TH SarabunPSK" w:hAnsi="TH SarabunPSK" w:cs="TH SarabunPSK" w:hint="cs"/>
           <w:sz w:val="32"/>
         </w:rPr>
         <w:t>choice_a</w:t>
@@ -1483,7 +1483,7 @@
       <w:proofErr w:type="spellEnd"/>
       <w:r>
         <w:rPr>
-          <w:rFonts w:ascii="TH SarabunPSK" w:hAnsi="TH SarabunPSK" w:cs="TH SarabunPSK"/>
+          <w:rFonts w:ascii="TH SarabunPSK" w:hAnsi="TH SarabunPSK" w:cs="TH SarabunPSK" w:hint="cs"/>
           <w:sz w:val="32"/>
         </w:rPr>
         <w:t>]]</w:t>
@@ -1509,7 +1509,7 @@
       </w:r>
       <w:r>
         <w:rPr>
-          <w:rFonts w:ascii="TH SarabunPSK" w:hAnsi="TH SarabunPSK" w:cs="TH SarabunPSK"/>
+          <w:rFonts w:ascii="TH SarabunPSK" w:hAnsi="TH SarabunPSK" w:cs="TH SarabunPSK" w:hint="cs"/>
           <w:sz w:val="32"/>
         </w:rPr>
         <w:t>[[</w:t>
@@ -1517,7 +1517,7 @@
       <w:proofErr w:type="spellStart"/>
       <w:r>
         <w:rPr>
-          <w:rFonts w:ascii="TH SarabunPSK" w:hAnsi="TH SarabunPSK" w:cs="TH SarabunPSK"/>
+          <w:rFonts w:ascii="TH SarabunPSK" w:hAnsi="TH SarabunPSK" w:cs="TH SarabunPSK" w:hint="cs"/>
           <w:sz w:val="32"/>
         </w:rPr>
         <w:t>choice_b</w:t>
@@ -1525,7 +1525,7 @@
       <w:proofErr w:type="spellEnd"/>
       <w:r>
         <w:rPr>
-          <w:rFonts w:ascii="TH SarabunPSK" w:hAnsi="TH SarabunPSK" w:cs="TH SarabunPSK"/>
+          <w:rFonts w:ascii="TH SarabunPSK" w:hAnsi="TH SarabunPSK" w:cs="TH SarabunPSK" w:hint="cs"/>
           <w:sz w:val="32"/>
         </w:rPr>
         <w:t>]]</w:t>
@@ -1551,7 +1551,7 @@
       </w:r>
       <w:r>
         <w:rPr>
-          <w:rFonts w:ascii="TH SarabunPSK" w:hAnsi="TH SarabunPSK" w:cs="TH SarabunPSK"/>
+          <w:rFonts w:ascii="TH SarabunPSK" w:hAnsi="TH SarabunPSK" w:cs="TH SarabunPSK" w:hint="cs"/>
           <w:sz w:val="32"/>
         </w:rPr>
         <w:t>[[</w:t>
@@ -1559,7 +1559,7 @@
       <w:proofErr w:type="spellStart"/>
       <w:r>
         <w:rPr>
-          <w:rFonts w:ascii="TH SarabunPSK" w:hAnsi="TH SarabunPSK" w:cs="TH SarabunPSK"/>
+          <w:rFonts w:ascii="TH SarabunPSK" w:hAnsi="TH SarabunPSK" w:cs="TH SarabunPSK" w:hint="cs"/>
           <w:sz w:val="32"/>
         </w:rPr>
         <w:t>choice_c</w:t>
@@ -1567,7 +1567,7 @@
       <w:proofErr w:type="spellEnd"/>
       <w:r>
         <w:rPr>
-          <w:rFonts w:ascii="TH SarabunPSK" w:hAnsi="TH SarabunPSK" w:cs="TH SarabunPSK"/>
+          <w:rFonts w:ascii="TH SarabunPSK" w:hAnsi="TH SarabunPSK" w:cs="TH SarabunPSK" w:hint="cs"/>
           <w:sz w:val="32"/>
         </w:rPr>
         <w:t>]]</w:t>
@@ -1593,7 +1593,7 @@
       </w:r>
       <w:r>
         <w:rPr>
-          <w:rFonts w:ascii="TH SarabunPSK" w:hAnsi="TH SarabunPSK" w:cs="TH SarabunPSK"/>
+          <w:rFonts w:ascii="TH SarabunPSK" w:hAnsi="TH SarabunPSK" w:cs="TH SarabunPSK" w:hint="cs"/>
           <w:sz w:val="32"/>
         </w:rPr>
         <w:t>[[</w:t>
@@ -1601,7 +1601,7 @@
       <w:proofErr w:type="spellStart"/>
       <w:r>
         <w:rPr>
-          <w:rFonts w:ascii="TH SarabunPSK" w:hAnsi="TH SarabunPSK" w:cs="TH SarabunPSK"/>
+          <w:rFonts w:ascii="TH SarabunPSK" w:hAnsi="TH SarabunPSK" w:cs="TH SarabunPSK" w:hint="cs"/>
           <w:sz w:val="32"/>
         </w:rPr>
         <w:t>choice_d</w:t>
@@ -1609,7 +1609,7 @@
       <w:proofErr w:type="spellEnd"/>
       <w:r>
         <w:rPr>
-          <w:rFonts w:ascii="TH SarabunPSK" w:hAnsi="TH SarabunPSK" w:cs="TH SarabunPSK"/>
+          <w:rFonts w:ascii="TH SarabunPSK" w:hAnsi="TH SarabunPSK" w:cs="TH SarabunPSK" w:hint="cs"/>
           <w:sz w:val="32"/>
         </w:rPr>
         <w:t>]]</w:t>
@@ -1621,7 +1621,7 @@
       </w:pPr>
       <w:r>
         <w:rPr>
-          <w:rFonts w:ascii="TH SarabunPSK" w:hAnsi="TH SarabunPSK" w:cs="TH SarabunPSK"/>
+          <w:rFonts w:ascii="TH SarabunPSK" w:hAnsi="TH SarabunPSK" w:cs="TH SarabunPSK" w:hint="cs"/>
           <w:sz w:val="32"/>
         </w:rPr>
         <w:t>[[/questions]]</w:t>
@@ -1633,7 +1633,7 @@
       </w:pPr>
       <w:r>
         <w:rPr>
-          <w:rFonts w:ascii="TH SarabunPSK" w:hAnsi="TH SarabunPSK" w:cs="TH SarabunPSK"/>
+          <w:rFonts w:ascii="TH SarabunPSK" w:hAnsi="TH SarabunPSK" w:cs="TH SarabunPSK" w:hint="cs"/>
           <w:sz w:val="32"/>
         </w:rPr>
         <w:t>[[/</w:t>
@@ -1641,7 +1641,7 @@
       <w:proofErr w:type="spellStart"/>
       <w:r>
         <w:rPr>
-          <w:rFonts w:ascii="TH SarabunPSK" w:hAnsi="TH SarabunPSK" w:cs="TH SarabunPSK"/>
+          <w:rFonts w:ascii="TH SarabunPSK" w:hAnsi="TH SarabunPSK" w:cs="TH SarabunPSK" w:hint="cs"/>
           <w:sz w:val="32"/>
         </w:rPr>
         <w:t>objective_groups</w:t>
@@ -1649,7 +1649,7 @@
       <w:proofErr w:type="spellEnd"/>
       <w:r>
         <w:rPr>
-          <w:rFonts w:ascii="TH SarabunPSK" w:hAnsi="TH SarabunPSK" w:cs="TH SarabunPSK"/>
+          <w:rFonts w:ascii="TH SarabunPSK" w:hAnsi="TH SarabunPSK" w:cs="TH SarabunPSK" w:hint="cs"/>
           <w:sz w:val="32"/>
         </w:rPr>
         <w:t>]]</w:t>
@@ -1718,7 +1718,7 @@
                             <w:pPr>
                               <w:pStyle w:val="NoSpacing"/>
                               <w:rPr>
-                                <w:rFonts w:ascii="TH SarabunPSK" w:hAnsi="TH SarabunPSK" w:cs="TH SarabunPSK"/>
+                                <w:rFonts w:ascii="TH SarabunPSK" w:hAnsi="TH SarabunPSK" w:cs="TH SarabunPSK" w:hint="cs"/>
                                 <w:color w:val="000000" w:themeColor="text1"/>
                                 <w:sz w:val="32"/>
                                 <w:szCs w:val="32"/>
@@ -1726,7 +1726,7 @@
                             </w:pPr>
                             <w:r>
                               <w:rPr>
-                                <w:rFonts w:ascii="TH SarabunPSK" w:hAnsi="TH SarabunPSK" w:cs="TH SarabunPSK"/>
+                                <w:rFonts w:ascii="TH SarabunPSK" w:hAnsi="TH SarabunPSK" w:cs="TH SarabunPSK" w:hint="cs"/>
                                 <w:sz w:val="32"/>
                                 <w:szCs w:val="32"/>
                                 <w:cs/>
@@ -1735,7 +1735,7 @@
                             </w:r>
                             <w:r>
                               <w:rPr>
-                                <w:rFonts w:ascii="TH SarabunPSK" w:hAnsi="TH SarabunPSK" w:cs="TH SarabunPSK"/>
+                                <w:rFonts w:ascii="TH SarabunPSK" w:hAnsi="TH SarabunPSK" w:cs="TH SarabunPSK" w:hint="cs"/>
                                 <w:color w:val="000000" w:themeColor="text1"/>
                                 <w:sz w:val="32"/>
                                 <w:szCs w:val="32"/>
@@ -1745,7 +1745,7 @@
                             </w:r>
                             <w:r>
                               <w:rPr>
-                                <w:rFonts w:ascii="TH SarabunPSK" w:hAnsi="TH SarabunPSK" w:cs="TH SarabunPSK"/>
+                                <w:rFonts w:ascii="TH SarabunPSK" w:hAnsi="TH SarabunPSK" w:cs="TH SarabunPSK" w:hint="cs"/>
                                 <w:color w:val="000000" w:themeColor="text1"/>
                                 <w:sz w:val="32"/>
                                 <w:szCs w:val="32"/>
@@ -1756,7 +1756,7 @@
                             </w:r>
                             <w:r>
                               <w:rPr>
-                                <w:rFonts w:ascii="TH SarabunPSK" w:hAnsi="TH SarabunPSK" w:cs="TH SarabunPSK"/>
+                                <w:rFonts w:ascii="TH SarabunPSK" w:hAnsi="TH SarabunPSK" w:cs="TH SarabunPSK" w:hint="cs"/>
                                 <w:color w:val="000000" w:themeColor="text1"/>
                                 <w:sz w:val="32"/>
                                 <w:szCs w:val="32"/>
@@ -1770,7 +1770,7 @@
                             <w:pPr>
                               <w:pStyle w:val="NoSpacing"/>
                               <w:rPr>
-                                <w:rFonts w:ascii="TH SarabunPSK" w:hAnsi="TH SarabunPSK" w:cs="TH SarabunPSK"/>
+                                <w:rFonts w:ascii="TH SarabunPSK" w:hAnsi="TH SarabunPSK" w:cs="TH SarabunPSK" w:hint="cs"/>
                                 <w:color w:val="000000" w:themeColor="text1"/>
                                 <w:sz w:val="16"/>
                                 <w:szCs w:val="16"/>
@@ -1781,7 +1781,7 @@
                             <w:pPr>
                               <w:pStyle w:val="NoSpacing"/>
                               <w:rPr>
-                                <w:rFonts w:ascii="TH SarabunPSK" w:hAnsi="TH SarabunPSK" w:cs="TH SarabunPSK"/>
+                                <w:rFonts w:ascii="TH SarabunPSK" w:hAnsi="TH SarabunPSK" w:cs="TH SarabunPSK" w:hint="cs"/>
                                 <w:color w:val="000000" w:themeColor="text1"/>
                                 <w:sz w:val="32"/>
                                 <w:szCs w:val="32"/>
@@ -1790,7 +1790,7 @@
                             </w:pPr>
                             <w:r>
                               <w:rPr>
-                                <w:rFonts w:ascii="TH SarabunPSK" w:hAnsi="TH SarabunPSK" w:cs="TH SarabunPSK"/>
+                                <w:rFonts w:ascii="TH SarabunPSK" w:hAnsi="TH SarabunPSK" w:cs="TH SarabunPSK" w:hint="cs"/>
                                 <w:color w:val="000000" w:themeColor="text1"/>
                                 <w:sz w:val="32"/>
                                 <w:szCs w:val="32"/>
@@ -1800,7 +1800,7 @@
                             </w:r>
                             <w:r>
                               <w:rPr>
-                                <w:rFonts w:ascii="TH SarabunPSK" w:hAnsi="TH SarabunPSK" w:cs="TH SarabunPSK"/>
+                                <w:rFonts w:ascii="TH SarabunPSK" w:hAnsi="TH SarabunPSK" w:cs="TH SarabunPSK" w:hint="cs"/>
                                 <w:sz w:val="32"/>
                                 <w:szCs w:val="32"/>
                               </w:rPr>
@@ -1808,7 +1808,7 @@
                             </w:r>
                             <w:r>
                               <w:rPr>
-                                <w:rFonts w:ascii="TH SarabunPSK" w:hAnsi="TH SarabunPSK" w:cs="TH SarabunPSK"/>
+                                <w:rFonts w:ascii="TH SarabunPSK" w:hAnsi="TH SarabunPSK" w:cs="TH SarabunPSK" w:hint="cs"/>
                                 <w:sz w:val="32"/>
                                 <w:szCs w:val="32"/>
                                 <w:cs/>
@@ -1817,7 +1817,7 @@
                             </w:r>
                             <w:r>
                               <w:rPr>
-                                <w:rFonts w:ascii="TH SarabunPSK" w:hAnsi="TH SarabunPSK" w:cs="TH SarabunPSK"/>
+                                <w:rFonts w:ascii="TH SarabunPSK" w:hAnsi="TH SarabunPSK" w:cs="TH SarabunPSK" w:hint="cs"/>
                                 <w:sz w:val="32"/>
                                 <w:szCs w:val="32"/>
                               </w:rPr>
@@ -1825,7 +1825,7 @@
                             </w:r>
                             <w:r>
                               <w:rPr>
-                                <w:rFonts w:ascii="TH SarabunPSK" w:hAnsi="TH SarabunPSK" w:cs="TH SarabunPSK"/>
+                                <w:rFonts w:ascii="TH SarabunPSK" w:hAnsi="TH SarabunPSK" w:cs="TH SarabunPSK" w:hint="cs"/>
                                 <w:color w:val="000000" w:themeColor="text1"/>
                                 <w:sz w:val="32"/>
                                 <w:szCs w:val="32"/>
@@ -1839,14 +1839,14 @@
                             <w:pPr>
                               <w:pStyle w:val="NoSpacing"/>
                               <w:rPr>
-                                <w:rFonts w:ascii="TH SarabunPSK" w:hAnsi="TH SarabunPSK" w:cs="TH SarabunPSK"/>
+                                <w:rFonts w:ascii="TH SarabunPSK" w:hAnsi="TH SarabunPSK" w:cs="TH SarabunPSK" w:hint="cs"/>
                                 <w:color w:val="000000" w:themeColor="text1"/>
                                 <w:szCs w:val="22"/>
                               </w:rPr>
                             </w:pPr>
                             <w:r>
                               <w:rPr>
-                                <w:rFonts w:ascii="TH SarabunPSK" w:hAnsi="TH SarabunPSK" w:cs="TH SarabunPSK"/>
+                                <w:rFonts w:ascii="TH SarabunPSK" w:hAnsi="TH SarabunPSK" w:cs="TH SarabunPSK" w:hint="cs"/>
                                 <w:color w:val="000000" w:themeColor="text1"/>
                                 <w:sz w:val="32"/>
                                 <w:szCs w:val="32"/>
@@ -1858,7 +1858,7 @@
                             <w:pPr>
                               <w:pStyle w:val="NoSpacing"/>
                               <w:rPr>
-                                <w:rFonts w:ascii="TH SarabunPSK" w:hAnsi="TH SarabunPSK" w:cs="TH SarabunPSK"/>
+                                <w:rFonts w:ascii="TH SarabunPSK" w:hAnsi="TH SarabunPSK" w:cs="TH SarabunPSK" w:hint="cs"/>
                                 <w:color w:val="000000" w:themeColor="text1"/>
                                 <w:sz w:val="32"/>
                                 <w:szCs w:val="32"/>
@@ -1869,7 +1869,7 @@
                             <w:pPr>
                               <w:pStyle w:val="NoSpacing"/>
                               <w:rPr>
-                                <w:rFonts w:ascii="TH SarabunPSK" w:hAnsi="TH SarabunPSK" w:cs="TH SarabunPSK"/>
+                                <w:rFonts w:ascii="TH SarabunPSK" w:hAnsi="TH SarabunPSK" w:cs="TH SarabunPSK" w:hint="cs"/>
                                 <w:b/>
                                 <w:bCs/>
                                 <w:sz w:val="32"/>
@@ -1882,7 +1882,7 @@
                             <w:pPr>
                               <w:pStyle w:val="NoSpacing"/>
                               <w:rPr>
-                                <w:rFonts w:ascii="TH SarabunPSK" w:hAnsi="TH SarabunPSK" w:cs="TH SarabunPSK"/>
+                                <w:rFonts w:ascii="TH SarabunPSK" w:hAnsi="TH SarabunPSK" w:cs="TH SarabunPSK" w:hint="cs"/>
                                 <w:sz w:val="32"/>
                                 <w:szCs w:val="32"/>
                                 <w:cs/>
@@ -1913,7 +1913,7 @@
                       <w:pPr>
                         <w:pStyle w:val="NoSpacing"/>
                         <w:rPr>
-                          <w:rFonts w:ascii="TH SarabunPSK" w:hAnsi="TH SarabunPSK" w:cs="TH SarabunPSK"/>
+                          <w:rFonts w:ascii="TH SarabunPSK" w:hAnsi="TH SarabunPSK" w:cs="TH SarabunPSK" w:hint="cs"/>
                           <w:color w:val="000000" w:themeColor="text1"/>
                           <w:sz w:val="32"/>
                           <w:szCs w:val="32"/>
@@ -1921,7 +1921,7 @@
                       </w:pPr>
                       <w:r>
                         <w:rPr>
-                          <w:rFonts w:ascii="TH SarabunPSK" w:hAnsi="TH SarabunPSK" w:cs="TH SarabunPSK"/>
+                          <w:rFonts w:ascii="TH SarabunPSK" w:hAnsi="TH SarabunPSK" w:cs="TH SarabunPSK" w:hint="cs"/>
                           <w:sz w:val="32"/>
                           <w:szCs w:val="32"/>
                           <w:cs/>
@@ -1930,7 +1930,7 @@
                       </w:r>
                       <w:r>
                         <w:rPr>
-                          <w:rFonts w:ascii="TH SarabunPSK" w:hAnsi="TH SarabunPSK" w:cs="TH SarabunPSK"/>
+                          <w:rFonts w:ascii="TH SarabunPSK" w:hAnsi="TH SarabunPSK" w:cs="TH SarabunPSK" w:hint="cs"/>
                           <w:color w:val="000000" w:themeColor="text1"/>
                           <w:sz w:val="32"/>
                           <w:szCs w:val="32"/>
@@ -1940,7 +1940,7 @@
                       </w:r>
                       <w:r>
                         <w:rPr>
-                          <w:rFonts w:ascii="TH SarabunPSK" w:hAnsi="TH SarabunPSK" w:cs="TH SarabunPSK"/>
+                          <w:rFonts w:ascii="TH SarabunPSK" w:hAnsi="TH SarabunPSK" w:cs="TH SarabunPSK" w:hint="cs"/>
                           <w:color w:val="000000" w:themeColor="text1"/>
                           <w:sz w:val="32"/>
                           <w:szCs w:val="32"/>
@@ -1951,7 +1951,7 @@
                       </w:r>
                       <w:r>
                         <w:rPr>
-                          <w:rFonts w:ascii="TH SarabunPSK" w:hAnsi="TH SarabunPSK" w:cs="TH SarabunPSK"/>
+                          <w:rFonts w:ascii="TH SarabunPSK" w:hAnsi="TH SarabunPSK" w:cs="TH SarabunPSK" w:hint="cs"/>
                           <w:color w:val="000000" w:themeColor="text1"/>
                           <w:sz w:val="32"/>
                           <w:szCs w:val="32"/>
@@ -1965,7 +1965,7 @@
                       <w:pPr>
                         <w:pStyle w:val="NoSpacing"/>
                         <w:rPr>
-                          <w:rFonts w:ascii="TH SarabunPSK" w:hAnsi="TH SarabunPSK" w:cs="TH SarabunPSK"/>
+                          <w:rFonts w:ascii="TH SarabunPSK" w:hAnsi="TH SarabunPSK" w:cs="TH SarabunPSK" w:hint="cs"/>
                           <w:color w:val="000000" w:themeColor="text1"/>
                           <w:sz w:val="16"/>
                           <w:szCs w:val="16"/>
@@ -1976,7 +1976,7 @@
                       <w:pPr>
                         <w:pStyle w:val="NoSpacing"/>
                         <w:rPr>
-                          <w:rFonts w:ascii="TH SarabunPSK" w:hAnsi="TH SarabunPSK" w:cs="TH SarabunPSK"/>
+                          <w:rFonts w:ascii="TH SarabunPSK" w:hAnsi="TH SarabunPSK" w:cs="TH SarabunPSK" w:hint="cs"/>
                           <w:color w:val="000000" w:themeColor="text1"/>
                           <w:sz w:val="32"/>
                           <w:szCs w:val="32"/>
@@ -1985,7 +1985,7 @@
                       </w:pPr>
                       <w:r>
                         <w:rPr>
-                          <w:rFonts w:ascii="TH SarabunPSK" w:hAnsi="TH SarabunPSK" w:cs="TH SarabunPSK"/>
+                          <w:rFonts w:ascii="TH SarabunPSK" w:hAnsi="TH SarabunPSK" w:cs="TH SarabunPSK" w:hint="cs"/>
                           <w:color w:val="000000" w:themeColor="text1"/>
                           <w:sz w:val="32"/>
                           <w:szCs w:val="32"/>
@@ -1995,7 +1995,7 @@
                       </w:r>
                       <w:r>
                         <w:rPr>
-                          <w:rFonts w:ascii="TH SarabunPSK" w:hAnsi="TH SarabunPSK" w:cs="TH SarabunPSK"/>
+                          <w:rFonts w:ascii="TH SarabunPSK" w:hAnsi="TH SarabunPSK" w:cs="TH SarabunPSK" w:hint="cs"/>
                           <w:sz w:val="32"/>
                           <w:szCs w:val="32"/>
                         </w:rPr>
@@ -2003,7 +2003,7 @@
                       </w:r>
                       <w:r>
                         <w:rPr>
-                          <w:rFonts w:ascii="TH SarabunPSK" w:hAnsi="TH SarabunPSK" w:cs="TH SarabunPSK"/>
+                          <w:rFonts w:ascii="TH SarabunPSK" w:hAnsi="TH SarabunPSK" w:cs="TH SarabunPSK" w:hint="cs"/>
                           <w:sz w:val="32"/>
                           <w:szCs w:val="32"/>
                           <w:cs/>
@@ -2012,7 +2012,7 @@
                       </w:r>
                       <w:r>
                         <w:rPr>
-                          <w:rFonts w:ascii="TH SarabunPSK" w:hAnsi="TH SarabunPSK" w:cs="TH SarabunPSK"/>
+                          <w:rFonts w:ascii="TH SarabunPSK" w:hAnsi="TH SarabunPSK" w:cs="TH SarabunPSK" w:hint="cs"/>
                           <w:sz w:val="32"/>
                           <w:szCs w:val="32"/>
                         </w:rPr>
@@ -2020,7 +2020,7 @@
                       </w:r>
                       <w:r>
                         <w:rPr>
-                          <w:rFonts w:ascii="TH SarabunPSK" w:hAnsi="TH SarabunPSK" w:cs="TH SarabunPSK"/>
+                          <w:rFonts w:ascii="TH SarabunPSK" w:hAnsi="TH SarabunPSK" w:cs="TH SarabunPSK" w:hint="cs"/>
                           <w:color w:val="000000" w:themeColor="text1"/>
                           <w:sz w:val="32"/>
                           <w:szCs w:val="32"/>
@@ -2034,14 +2034,14 @@
                       <w:pPr>
                         <w:pStyle w:val="NoSpacing"/>
                         <w:rPr>
-                          <w:rFonts w:ascii="TH SarabunPSK" w:hAnsi="TH SarabunPSK" w:cs="TH SarabunPSK"/>
+                          <w:rFonts w:ascii="TH SarabunPSK" w:hAnsi="TH SarabunPSK" w:cs="TH SarabunPSK" w:hint="cs"/>
                           <w:color w:val="000000" w:themeColor="text1"/>
                           <w:szCs w:val="22"/>
                         </w:rPr>
                       </w:pPr>
                       <w:r>
                         <w:rPr>
-                          <w:rFonts w:ascii="TH SarabunPSK" w:hAnsi="TH SarabunPSK" w:cs="TH SarabunPSK"/>
+                          <w:rFonts w:ascii="TH SarabunPSK" w:hAnsi="TH SarabunPSK" w:cs="TH SarabunPSK" w:hint="cs"/>
                           <w:color w:val="000000" w:themeColor="text1"/>
                           <w:sz w:val="32"/>
                           <w:szCs w:val="32"/>
@@ -2053,7 +2053,7 @@
                       <w:pPr>
                         <w:pStyle w:val="NoSpacing"/>
                         <w:rPr>
-                          <w:rFonts w:ascii="TH SarabunPSK" w:hAnsi="TH SarabunPSK" w:cs="TH SarabunPSK"/>
+                          <w:rFonts w:ascii="TH SarabunPSK" w:hAnsi="TH SarabunPSK" w:cs="TH SarabunPSK" w:hint="cs"/>
                           <w:color w:val="000000" w:themeColor="text1"/>
                           <w:sz w:val="32"/>
                           <w:szCs w:val="32"/>
@@ -2064,7 +2064,7 @@
                       <w:pPr>
                         <w:pStyle w:val="NoSpacing"/>
                         <w:rPr>
-                          <w:rFonts w:ascii="TH SarabunPSK" w:hAnsi="TH SarabunPSK" w:cs="TH SarabunPSK"/>
+                          <w:rFonts w:ascii="TH SarabunPSK" w:hAnsi="TH SarabunPSK" w:cs="TH SarabunPSK" w:hint="cs"/>
                           <w:b/>
                           <w:bCs/>
                           <w:sz w:val="32"/>
@@ -2077,7 +2077,7 @@
                       <w:pPr>
                         <w:pStyle w:val="NoSpacing"/>
                         <w:rPr>
-                          <w:rFonts w:ascii="TH SarabunPSK" w:hAnsi="TH SarabunPSK" w:cs="TH SarabunPSK"/>
+                          <w:rFonts w:ascii="TH SarabunPSK" w:hAnsi="TH SarabunPSK" w:cs="TH SarabunPSK" w:hint="cs"/>
                           <w:sz w:val="32"/>
                           <w:szCs w:val="32"/>
                           <w:cs/>
@@ -2105,7 +2105,7 @@
       <w:pPr>
         <w:pStyle w:val="NoSpacing"/>
         <w:rPr>
-          <w:rFonts w:ascii="TH SarabunPSK" w:hAnsi="TH SarabunPSK" w:cs="TH SarabunPSK"/>
+          <w:rFonts w:ascii="TH SarabunPSK" w:hAnsi="TH SarabunPSK" w:cs="TH SarabunPSK" w:hint="cs"/>
           <w:color w:val="000000" w:themeColor="text1"/>
           <w:sz w:val="32"/>
           <w:szCs w:val="32"/>
@@ -2123,7 +2123,7 @@
       <w:pPr>
         <w:pStyle w:val="NoSpacing"/>
         <w:rPr>
-          <w:rFonts w:ascii="TH SarabunPSK" w:hAnsi="TH SarabunPSK" w:cs="TH SarabunPSK"/>
+          <w:rFonts w:ascii="TH SarabunPSK" w:hAnsi="TH SarabunPSK" w:cs="TH SarabunPSK" w:hint="cs"/>
           <w:color w:val="000000" w:themeColor="text1"/>
           <w:sz w:val="32"/>
           <w:szCs w:val="32"/>
@@ -2136,7 +2136,7 @@
         <w:ind w:left="-426"/>
         <w:jc w:val="center"/>
         <w:rPr>
-          <w:rFonts w:ascii="TH SarabunPSK" w:hAnsi="TH SarabunPSK" w:cs="TH SarabunPSK"/>
+          <w:rFonts w:ascii="TH SarabunPSK" w:hAnsi="TH SarabunPSK" w:cs="TH SarabunPSK" w:hint="cs"/>
           <w:color w:val="000000" w:themeColor="text1"/>
           <w:sz w:val="32"/>
           <w:szCs w:val="32"/>
@@ -2144,7 +2144,7 @@
       </w:pPr>
       <w:r>
         <w:rPr>
-          <w:rFonts w:ascii="TH SarabunPSK" w:hAnsi="TH SarabunPSK" w:cs="TH SarabunPSK"/>
+          <w:rFonts w:ascii="TH SarabunPSK" w:hAnsi="TH SarabunPSK" w:cs="TH SarabunPSK" w:hint="cs"/>
           <w:noProof/>
           <w:color w:val="000000" w:themeColor="text1"/>
           <w:sz w:val="32"/>
@@ -2202,7 +2202,7 @@
         <w:ind w:left="-426"/>
         <w:jc w:val="center"/>
         <w:rPr>
-          <w:rFonts w:ascii="TH SarabunPSK" w:hAnsi="TH SarabunPSK" w:cs="TH SarabunPSK"/>
+          <w:rFonts w:ascii="TH SarabunPSK" w:hAnsi="TH SarabunPSK" w:cs="TH SarabunPSK" w:hint="cs"/>
           <w:b/>
           <w:bCs/>
           <w:sz w:val="32"/>
@@ -2211,7 +2211,7 @@
       </w:pPr>
       <w:r>
         <w:rPr>
-          <w:rFonts w:ascii="TH SarabunPSK" w:hAnsi="TH SarabunPSK" w:cs="TH SarabunPSK"/>
+          <w:rFonts w:ascii="TH SarabunPSK" w:hAnsi="TH SarabunPSK" w:cs="TH SarabunPSK" w:hint="cs"/>
           <w:b/>
           <w:bCs/>
           <w:sz w:val="32"/>
@@ -2222,7 +2222,7 @@
       </w:r>
       <w:r>
         <w:rPr>
-          <w:rFonts w:ascii="TH SarabunPSK" w:hAnsi="TH SarabunPSK" w:cs="TH SarabunPSK"/>
+          <w:rFonts w:ascii="TH SarabunPSK" w:hAnsi="TH SarabunPSK" w:cs="TH SarabunPSK" w:hint="cs"/>
           <w:b/>
           <w:bCs/>
           <w:sz w:val="32"/>
@@ -2232,7 +2232,7 @@
       </w:r>
       <w:r>
         <w:rPr>
-          <w:rFonts w:ascii="TH SarabunPSK" w:hAnsi="TH SarabunPSK" w:cs="TH SarabunPSK"/>
+          <w:rFonts w:ascii="TH SarabunPSK" w:hAnsi="TH SarabunPSK" w:cs="TH SarabunPSK" w:hint="cs"/>
           <w:b/>
           <w:bCs/>
           <w:sz w:val="32"/>
@@ -2243,7 +2243,7 @@
       </w:r>
       <w:r>
         <w:rPr>
-          <w:rFonts w:ascii="TH SarabunPSK" w:hAnsi="TH SarabunPSK" w:cs="TH SarabunPSK"/>
+          <w:rFonts w:ascii="TH SarabunPSK" w:hAnsi="TH SarabunPSK" w:cs="TH SarabunPSK" w:hint="cs"/>
           <w:b/>
           <w:bCs/>
           <w:sz w:val="32"/>
@@ -2264,7 +2264,7 @@
       </w:r>
       <w:r>
         <w:rPr>
-          <w:rFonts w:ascii="TH SarabunPSK" w:hAnsi="TH SarabunPSK" w:cs="TH SarabunPSK"/>
+          <w:rFonts w:ascii="TH SarabunPSK" w:hAnsi="TH SarabunPSK" w:cs="TH SarabunPSK" w:hint="cs"/>
           <w:b/>
           <w:bCs/>
           <w:sz w:val="32"/>
@@ -2274,7 +2274,7 @@
       </w:r>
       <w:r>
         <w:rPr>
-          <w:rFonts w:ascii="TH SarabunPSK" w:hAnsi="TH SarabunPSK" w:cs="TH SarabunPSK"/>
+          <w:rFonts w:ascii="TH SarabunPSK" w:hAnsi="TH SarabunPSK" w:cs="TH SarabunPSK" w:hint="cs"/>
           <w:b/>
           <w:bCs/>
           <w:sz w:val="32"/>
@@ -2285,7 +2285,7 @@
       </w:r>
       <w:r>
         <w:rPr>
-          <w:rFonts w:ascii="TH SarabunPSK" w:hAnsi="TH SarabunPSK" w:cs="TH SarabunPSK"/>
+          <w:rFonts w:ascii="TH SarabunPSK" w:hAnsi="TH SarabunPSK" w:cs="TH SarabunPSK" w:hint="cs"/>
           <w:b/>
           <w:bCs/>
           <w:sz w:val="32"/>
@@ -2296,7 +2296,7 @@
       </w:r>
       <w:r>
         <w:rPr>
-          <w:rFonts w:ascii="TH SarabunPSK" w:hAnsi="TH SarabunPSK" w:cs="TH SarabunPSK"/>
+          <w:rFonts w:ascii="TH SarabunPSK" w:hAnsi="TH SarabunPSK" w:cs="TH SarabunPSK" w:hint="cs"/>
           <w:b/>
           <w:bCs/>
           <w:sz w:val="32"/>
@@ -2317,7 +2317,7 @@
       </w:r>
       <w:r>
         <w:rPr>
-          <w:rFonts w:ascii="TH SarabunPSK" w:hAnsi="TH SarabunPSK" w:cs="TH SarabunPSK"/>
+          <w:rFonts w:ascii="TH SarabunPSK" w:hAnsi="TH SarabunPSK" w:cs="TH SarabunPSK" w:hint="cs"/>
           <w:b/>
           <w:bCs/>
           <w:sz w:val="32"/>
@@ -2338,7 +2338,7 @@
       </w:r>
       <w:r>
         <w:rPr>
-          <w:rFonts w:ascii="TH SarabunPSK" w:hAnsi="TH SarabunPSK" w:cs="TH SarabunPSK"/>
+          <w:rFonts w:ascii="TH SarabunPSK" w:hAnsi="TH SarabunPSK" w:cs="TH SarabunPSK" w:hint="cs"/>
           <w:b/>
           <w:bCs/>
           <w:sz w:val="32"/>
@@ -2360,7 +2360,7 @@
       </w:r>
       <w:r>
         <w:rPr>
-          <w:rFonts w:ascii="TH SarabunPSK" w:hAnsi="TH SarabunPSK" w:cs="TH SarabunPSK"/>
+          <w:rFonts w:ascii="TH SarabunPSK" w:hAnsi="TH SarabunPSK" w:cs="TH SarabunPSK" w:hint="cs"/>
           <w:b/>
           <w:bCs/>
           <w:sz w:val="32"/>
@@ -2381,7 +2381,7 @@
       </w:r>
       <w:r>
         <w:rPr>
-          <w:rFonts w:ascii="TH SarabunPSK" w:hAnsi="TH SarabunPSK" w:cs="TH SarabunPSK"/>
+          <w:rFonts w:ascii="TH SarabunPSK" w:hAnsi="TH SarabunPSK" w:cs="TH SarabunPSK" w:hint="cs"/>
           <w:b/>
           <w:bCs/>
           <w:sz w:val="32"/>
@@ -2396,7 +2396,7 @@
         <w:ind w:left="-426"/>
         <w:jc w:val="center"/>
         <w:rPr>
-          <w:rFonts w:ascii="TH SarabunPSK" w:hAnsi="TH SarabunPSK" w:cs="TH SarabunPSK"/>
+          <w:rFonts w:ascii="TH SarabunPSK" w:hAnsi="TH SarabunPSK" w:cs="TH SarabunPSK" w:hint="cs"/>
           <w:b/>
           <w:bCs/>
           <w:sz w:val="32"/>
@@ -2405,7 +2405,7 @@
       </w:pPr>
       <w:r>
         <w:rPr>
-          <w:rFonts w:ascii="TH SarabunPSK" w:hAnsi="TH SarabunPSK" w:cs="TH SarabunPSK"/>
+          <w:rFonts w:ascii="TH SarabunPSK" w:hAnsi="TH SarabunPSK" w:cs="TH SarabunPSK" w:hint="cs"/>
           <w:b/>
           <w:bCs/>
           <w:sz w:val="32"/>
@@ -2416,7 +2416,7 @@
       </w:r>
       <w:r>
         <w:rPr>
-          <w:rFonts w:ascii="TH SarabunPSK" w:hAnsi="TH SarabunPSK" w:cs="TH SarabunPSK"/>
+          <w:rFonts w:ascii="TH SarabunPSK" w:hAnsi="TH SarabunPSK" w:cs="TH SarabunPSK" w:hint="cs"/>
           <w:b/>
           <w:bCs/>
           <w:sz w:val="32"/>
@@ -2437,7 +2437,7 @@
       </w:r>
       <w:r>
         <w:rPr>
-          <w:rFonts w:ascii="TH SarabunPSK" w:hAnsi="TH SarabunPSK" w:cs="TH SarabunPSK"/>
+          <w:rFonts w:ascii="TH SarabunPSK" w:hAnsi="TH SarabunPSK" w:cs="TH SarabunPSK" w:hint="cs"/>
           <w:b/>
           <w:bCs/>
           <w:sz w:val="32"/>
@@ -2451,7 +2451,7 @@
         <w:pStyle w:val="NoSpacing"/>
         <w:ind w:left="-426"/>
         <w:rPr>
-          <w:rFonts w:ascii="TH SarabunPSK" w:hAnsi="TH SarabunPSK" w:cs="TH SarabunPSK"/>
+          <w:rFonts w:ascii="TH SarabunPSK" w:hAnsi="TH SarabunPSK" w:cs="TH SarabunPSK" w:hint="cs"/>
           <w:color w:val="000000" w:themeColor="text1"/>
           <w:sz w:val="32"/>
           <w:szCs w:val="32"/>
@@ -2471,7 +2471,7 @@
       </w:r>
       <w:r>
         <w:rPr>
-          <w:rFonts w:ascii="TH SarabunPSK" w:hAnsi="TH SarabunPSK" w:cs="TH SarabunPSK"/>
+          <w:rFonts w:ascii="TH SarabunPSK" w:hAnsi="TH SarabunPSK" w:cs="TH SarabunPSK" w:hint="cs"/>
           <w:color w:val="000000" w:themeColor="text1"/>
           <w:sz w:val="32"/>
           <w:szCs w:val="32"/>
@@ -2494,7 +2494,7 @@
         <w:pStyle w:val="NoSpacing"/>
         <w:ind w:left="-426"/>
         <w:rPr>
-          <w:rFonts w:ascii="TH SarabunPSK" w:hAnsi="TH SarabunPSK" w:cs="TH SarabunPSK"/>
+          <w:rFonts w:ascii="TH SarabunPSK" w:hAnsi="TH SarabunPSK" w:cs="TH SarabunPSK" w:hint="cs"/>
           <w:color w:val="000000" w:themeColor="text1"/>
           <w:sz w:val="32"/>
           <w:szCs w:val="32"/>
@@ -2502,7 +2502,7 @@
       </w:pPr>
       <w:r>
         <w:rPr>
-          <w:rFonts w:ascii="TH SarabunPSK" w:hAnsi="TH SarabunPSK" w:cs="TH SarabunPSK"/>
+          <w:rFonts w:ascii="TH SarabunPSK" w:hAnsi="TH SarabunPSK" w:cs="TH SarabunPSK" w:hint="cs"/>
           <w:sz w:val="32"/>
           <w:lang w:val="th-TH"/>
         </w:rPr>
@@ -2518,7 +2518,7 @@
       </w:pPr>
       <w:r>
         <w:rPr>
-          <w:rFonts w:ascii="TH SarabunPSK" w:hAnsi="TH SarabunPSK" w:cs="TH SarabunPSK"/>
+          <w:rFonts w:ascii="TH SarabunPSK" w:hAnsi="TH SarabunPSK" w:cs="TH SarabunPSK" w:hint="cs"/>
           <w:b/>
           <w:sz w:val="32"/>
           <w:lang w:val="th-TH"/>
@@ -2535,7 +2535,7 @@
       </w:pPr>
       <w:r>
         <w:rPr>
-          <w:rFonts w:ascii="TH SarabunPSK" w:hAnsi="TH SarabunPSK" w:cs="TH SarabunPSK"/>
+          <w:rFonts w:ascii="TH SarabunPSK" w:hAnsi="TH SarabunPSK" w:cs="TH SarabunPSK" w:hint="cs"/>
           <w:sz w:val="32"/>
           <w:lang w:val="th-TH"/>
         </w:rPr>
@@ -2551,7 +2551,7 @@
       </w:pPr>
       <w:r>
         <w:rPr>
-          <w:rFonts w:ascii="TH SarabunPSK" w:hAnsi="TH SarabunPSK" w:cs="TH SarabunPSK"/>
+          <w:rFonts w:ascii="TH SarabunPSK" w:hAnsi="TH SarabunPSK" w:cs="TH SarabunPSK" w:hint="cs"/>
           <w:sz w:val="32"/>
           <w:lang w:val="th-TH"/>
         </w:rPr>
@@ -2575,7 +2575,7 @@
       </w:pPr>
       <w:r>
         <w:rPr>
-          <w:rFonts w:ascii="TH SarabunPSK" w:hAnsi="TH SarabunPSK" w:cs="TH SarabunPSK"/>
+          <w:rFonts w:ascii="TH SarabunPSK" w:hAnsi="TH SarabunPSK" w:cs="TH SarabunPSK" w:hint="cs"/>
           <w:sz w:val="32"/>
           <w:lang w:val="th-TH"/>
         </w:rPr>
@@ -2591,7 +2591,7 @@
       </w:pPr>
       <w:r>
         <w:rPr>
-          <w:rFonts w:ascii="TH SarabunPSK" w:hAnsi="TH SarabunPSK" w:cs="TH SarabunPSK"/>
+          <w:rFonts w:ascii="TH SarabunPSK" w:hAnsi="TH SarabunPSK" w:cs="TH SarabunPSK" w:hint="cs"/>
           <w:sz w:val="32"/>
           <w:lang w:val="th-TH"/>
         </w:rPr>
@@ -2602,7 +2602,7 @@
       <w:pPr>
         <w:ind w:left="-426"/>
         <w:rPr>
-          <w:rFonts w:ascii="TH SarabunPSK" w:hAnsi="TH SarabunPSK" w:cs="TH SarabunPSK"/>
+          <w:rFonts w:ascii="TH SarabunPSK" w:hAnsi="TH SarabunPSK" w:cs="TH SarabunPSK" w:hint="cs"/>
         </w:rPr>
       </w:pPr>
     </w:p>
@@ -2610,7 +2610,7 @@
       <w:pPr>
         <w:ind w:left="-426"/>
         <w:rPr>
-          <w:rFonts w:ascii="TH SarabunPSK" w:hAnsi="TH SarabunPSK" w:cs="TH SarabunPSK"/>
+          <w:rFonts w:ascii="TH SarabunPSK" w:hAnsi="TH SarabunPSK" w:cs="TH SarabunPSK" w:hint="cs"/>
         </w:rPr>
       </w:pPr>
     </w:p>
@@ -2618,7 +2618,7 @@
       <w:pPr>
         <w:ind w:left="-426"/>
         <w:rPr>
-          <w:rFonts w:ascii="TH SarabunPSK" w:hAnsi="TH SarabunPSK" w:cs="TH SarabunPSK"/>
+          <w:rFonts w:ascii="TH SarabunPSK" w:hAnsi="TH SarabunPSK" w:cs="TH SarabunPSK" w:hint="cs"/>
         </w:rPr>
       </w:pPr>
       <w:r>
@@ -2685,7 +2685,7 @@
                             <w:pPr>
                               <w:pStyle w:val="NoSpacing"/>
                               <w:rPr>
-                                <w:rFonts w:ascii="TH SarabunPSK" w:hAnsi="TH SarabunPSK" w:cs="TH SarabunPSK"/>
+                                <w:rFonts w:ascii="TH SarabunPSK" w:hAnsi="TH SarabunPSK" w:cs="TH SarabunPSK" w:hint="cs"/>
                                 <w:color w:val="000000" w:themeColor="text1"/>
                                 <w:sz w:val="32"/>
                                 <w:szCs w:val="32"/>
@@ -2693,7 +2693,7 @@
                             </w:pPr>
                             <w:r>
                               <w:rPr>
-                                <w:rFonts w:ascii="TH SarabunPSK" w:hAnsi="TH SarabunPSK" w:cs="TH SarabunPSK"/>
+                                <w:rFonts w:ascii="TH SarabunPSK" w:hAnsi="TH SarabunPSK" w:cs="TH SarabunPSK" w:hint="cs"/>
                                 <w:sz w:val="32"/>
                                 <w:szCs w:val="32"/>
                                 <w:cs/>
@@ -2702,7 +2702,7 @@
                             </w:r>
                             <w:r>
                               <w:rPr>
-                                <w:rFonts w:ascii="TH SarabunPSK" w:hAnsi="TH SarabunPSK" w:cs="TH SarabunPSK"/>
+                                <w:rFonts w:ascii="TH SarabunPSK" w:hAnsi="TH SarabunPSK" w:cs="TH SarabunPSK" w:hint="cs"/>
                                 <w:color w:val="000000" w:themeColor="text1"/>
                                 <w:sz w:val="32"/>
                                 <w:szCs w:val="32"/>
@@ -2712,7 +2712,7 @@
                             </w:r>
                             <w:r>
                               <w:rPr>
-                                <w:rFonts w:ascii="TH SarabunPSK" w:hAnsi="TH SarabunPSK" w:cs="TH SarabunPSK"/>
+                                <w:rFonts w:ascii="TH SarabunPSK" w:hAnsi="TH SarabunPSK" w:cs="TH SarabunPSK" w:hint="cs"/>
                                 <w:color w:val="000000" w:themeColor="text1"/>
                                 <w:sz w:val="32"/>
                                 <w:szCs w:val="32"/>
@@ -2723,7 +2723,7 @@
                             </w:r>
                             <w:r>
                               <w:rPr>
-                                <w:rFonts w:ascii="TH SarabunPSK" w:hAnsi="TH SarabunPSK" w:cs="TH SarabunPSK"/>
+                                <w:rFonts w:ascii="TH SarabunPSK" w:hAnsi="TH SarabunPSK" w:cs="TH SarabunPSK" w:hint="cs"/>
                                 <w:color w:val="000000" w:themeColor="text1"/>
                                 <w:sz w:val="32"/>
                                 <w:szCs w:val="32"/>
@@ -2733,7 +2733,7 @@
                             </w:r>
                             <w:r>
                               <w:rPr>
-                                <w:rFonts w:ascii="TH SarabunPSK" w:hAnsi="TH SarabunPSK" w:cs="TH SarabunPSK"/>
+                                <w:rFonts w:ascii="TH SarabunPSK" w:hAnsi="TH SarabunPSK" w:cs="TH SarabunPSK" w:hint="cs"/>
                                 <w:color w:val="000000" w:themeColor="text1"/>
                                 <w:sz w:val="32"/>
                                 <w:szCs w:val="32"/>
@@ -2743,7 +2743,7 @@
                             </w:r>
                             <w:r>
                               <w:rPr>
-                                <w:rFonts w:ascii="TH SarabunPSK" w:hAnsi="TH SarabunPSK" w:cs="TH SarabunPSK"/>
+                                <w:rFonts w:ascii="TH SarabunPSK" w:hAnsi="TH SarabunPSK" w:cs="TH SarabunPSK" w:hint="cs"/>
                                 <w:color w:val="000000" w:themeColor="text1"/>
                                 <w:sz w:val="32"/>
                                 <w:szCs w:val="32"/>
@@ -2756,7 +2756,7 @@
                             <w:pPr>
                               <w:pStyle w:val="NoSpacing"/>
                               <w:rPr>
-                                <w:rFonts w:ascii="TH SarabunPSK" w:hAnsi="TH SarabunPSK" w:cs="TH SarabunPSK"/>
+                                <w:rFonts w:ascii="TH SarabunPSK" w:hAnsi="TH SarabunPSK" w:cs="TH SarabunPSK" w:hint="cs"/>
                                 <w:color w:val="000000" w:themeColor="text1"/>
                                 <w:sz w:val="16"/>
                                 <w:szCs w:val="16"/>
@@ -2767,7 +2767,7 @@
                             <w:pPr>
                               <w:pStyle w:val="NoSpacing"/>
                               <w:rPr>
-                                <w:rFonts w:ascii="TH SarabunPSK" w:hAnsi="TH SarabunPSK" w:cs="TH SarabunPSK"/>
+                                <w:rFonts w:ascii="TH SarabunPSK" w:hAnsi="TH SarabunPSK" w:cs="TH SarabunPSK" w:hint="cs"/>
                                 <w:color w:val="000000" w:themeColor="text1"/>
                                 <w:sz w:val="32"/>
                                 <w:szCs w:val="32"/>
@@ -2776,7 +2776,7 @@
                             </w:pPr>
                             <w:r>
                               <w:rPr>
-                                <w:rFonts w:ascii="TH SarabunPSK" w:hAnsi="TH SarabunPSK" w:cs="TH SarabunPSK"/>
+                                <w:rFonts w:ascii="TH SarabunPSK" w:hAnsi="TH SarabunPSK" w:cs="TH SarabunPSK" w:hint="cs"/>
                                 <w:color w:val="000000" w:themeColor="text1"/>
                                 <w:sz w:val="32"/>
                                 <w:szCs w:val="32"/>
@@ -2786,7 +2786,7 @@
                             </w:r>
                             <w:r>
                               <w:rPr>
-                                <w:rFonts w:ascii="TH SarabunPSK" w:hAnsi="TH SarabunPSK" w:cs="TH SarabunPSK"/>
+                                <w:rFonts w:ascii="TH SarabunPSK" w:hAnsi="TH SarabunPSK" w:cs="TH SarabunPSK" w:hint="cs"/>
                                 <w:sz w:val="32"/>
                                 <w:szCs w:val="32"/>
                               </w:rPr>
@@ -2794,7 +2794,7 @@
                             </w:r>
                             <w:r>
                               <w:rPr>
-                                <w:rFonts w:ascii="TH SarabunPSK" w:hAnsi="TH SarabunPSK" w:cs="TH SarabunPSK"/>
+                                <w:rFonts w:ascii="TH SarabunPSK" w:hAnsi="TH SarabunPSK" w:cs="TH SarabunPSK" w:hint="cs"/>
                                 <w:sz w:val="32"/>
                                 <w:szCs w:val="32"/>
                                 <w:cs/>
@@ -2803,7 +2803,7 @@
                             </w:r>
                             <w:r>
                               <w:rPr>
-                                <w:rFonts w:ascii="TH SarabunPSK" w:hAnsi="TH SarabunPSK" w:cs="TH SarabunPSK"/>
+                                <w:rFonts w:ascii="TH SarabunPSK" w:hAnsi="TH SarabunPSK" w:cs="TH SarabunPSK" w:hint="cs"/>
                                 <w:sz w:val="32"/>
                                 <w:szCs w:val="32"/>
                               </w:rPr>
@@ -2811,7 +2811,7 @@
                             </w:r>
                             <w:r>
                               <w:rPr>
-                                <w:rFonts w:ascii="TH SarabunPSK" w:hAnsi="TH SarabunPSK" w:cs="TH SarabunPSK"/>
+                                <w:rFonts w:ascii="TH SarabunPSK" w:hAnsi="TH SarabunPSK" w:cs="TH SarabunPSK" w:hint="cs"/>
                                 <w:color w:val="000000" w:themeColor="text1"/>
                                 <w:sz w:val="32"/>
                                 <w:szCs w:val="32"/>
@@ -2820,7 +2820,7 @@
                             </w:r>
                             <w:r>
                               <w:rPr>
-                                <w:rFonts w:ascii="TH SarabunPSK" w:hAnsi="TH SarabunPSK" w:cs="TH SarabunPSK"/>
+                                <w:rFonts w:ascii="TH SarabunPSK" w:hAnsi="TH SarabunPSK" w:cs="TH SarabunPSK" w:hint="cs"/>
                                 <w:color w:val="000000" w:themeColor="text1"/>
                                 <w:sz w:val="32"/>
                                 <w:szCs w:val="32"/>
@@ -2830,7 +2830,7 @@
                             </w:r>
                             <w:r>
                               <w:rPr>
-                                <w:rFonts w:ascii="TH SarabunPSK" w:hAnsi="TH SarabunPSK" w:cs="TH SarabunPSK"/>
+                                <w:rFonts w:ascii="TH SarabunPSK" w:hAnsi="TH SarabunPSK" w:cs="TH SarabunPSK" w:hint="cs"/>
                                 <w:color w:val="000000" w:themeColor="text1"/>
                                 <w:sz w:val="32"/>
                                 <w:szCs w:val="32"/>
@@ -2843,14 +2843,14 @@
                             <w:pPr>
                               <w:pStyle w:val="NoSpacing"/>
                               <w:rPr>
-                                <w:rFonts w:ascii="TH SarabunPSK" w:hAnsi="TH SarabunPSK" w:cs="TH SarabunPSK"/>
+                                <w:rFonts w:ascii="TH SarabunPSK" w:hAnsi="TH SarabunPSK" w:cs="TH SarabunPSK" w:hint="cs"/>
                                 <w:color w:val="000000" w:themeColor="text1"/>
                                 <w:szCs w:val="22"/>
                               </w:rPr>
                             </w:pPr>
                             <w:r>
                               <w:rPr>
-                                <w:rFonts w:ascii="TH SarabunPSK" w:hAnsi="TH SarabunPSK" w:cs="TH SarabunPSK"/>
+                                <w:rFonts w:ascii="TH SarabunPSK" w:hAnsi="TH SarabunPSK" w:cs="TH SarabunPSK" w:hint="cs"/>
                                 <w:color w:val="000000" w:themeColor="text1"/>
                                 <w:sz w:val="32"/>
                                 <w:szCs w:val="32"/>
@@ -2862,7 +2862,7 @@
                             <w:pPr>
                               <w:pStyle w:val="NoSpacing"/>
                               <w:rPr>
-                                <w:rFonts w:ascii="TH SarabunPSK" w:hAnsi="TH SarabunPSK" w:cs="TH SarabunPSK"/>
+                                <w:rFonts w:ascii="TH SarabunPSK" w:hAnsi="TH SarabunPSK" w:cs="TH SarabunPSK" w:hint="cs"/>
                                 <w:color w:val="000000" w:themeColor="text1"/>
                                 <w:sz w:val="32"/>
                                 <w:szCs w:val="32"/>
@@ -2873,7 +2873,7 @@
                             <w:pPr>
                               <w:pStyle w:val="NoSpacing"/>
                               <w:rPr>
-                                <w:rFonts w:ascii="TH SarabunPSK" w:hAnsi="TH SarabunPSK" w:cs="TH SarabunPSK"/>
+                                <w:rFonts w:ascii="TH SarabunPSK" w:hAnsi="TH SarabunPSK" w:cs="TH SarabunPSK" w:hint="cs"/>
                                 <w:b/>
                                 <w:bCs/>
                                 <w:sz w:val="32"/>
@@ -2886,7 +2886,7 @@
                             <w:pPr>
                               <w:pStyle w:val="NoSpacing"/>
                               <w:rPr>
-                                <w:rFonts w:ascii="TH SarabunPSK" w:hAnsi="TH SarabunPSK" w:cs="TH SarabunPSK"/>
+                                <w:rFonts w:ascii="TH SarabunPSK" w:hAnsi="TH SarabunPSK" w:cs="TH SarabunPSK" w:hint="cs"/>
                                 <w:sz w:val="32"/>
                                 <w:szCs w:val="32"/>
                                 <w:cs/>
@@ -2919,7 +2919,7 @@
                       <w:pPr>
                         <w:pStyle w:val="NoSpacing"/>
                         <w:rPr>
-                          <w:rFonts w:ascii="TH SarabunPSK" w:hAnsi="TH SarabunPSK" w:cs="TH SarabunPSK"/>
+                          <w:rFonts w:ascii="TH SarabunPSK" w:hAnsi="TH SarabunPSK" w:cs="TH SarabunPSK" w:hint="cs"/>
                           <w:color w:val="000000" w:themeColor="text1"/>
                           <w:sz w:val="32"/>
                           <w:szCs w:val="32"/>
@@ -2927,7 +2927,7 @@
                       </w:pPr>
                       <w:r>
                         <w:rPr>
-                          <w:rFonts w:ascii="TH SarabunPSK" w:hAnsi="TH SarabunPSK" w:cs="TH SarabunPSK"/>
+                          <w:rFonts w:ascii="TH SarabunPSK" w:hAnsi="TH SarabunPSK" w:cs="TH SarabunPSK" w:hint="cs"/>
                           <w:sz w:val="32"/>
                           <w:szCs w:val="32"/>
                           <w:cs/>
@@ -2936,7 +2936,7 @@
                       </w:r>
                       <w:r>
                         <w:rPr>
-                          <w:rFonts w:ascii="TH SarabunPSK" w:hAnsi="TH SarabunPSK" w:cs="TH SarabunPSK"/>
+                          <w:rFonts w:ascii="TH SarabunPSK" w:hAnsi="TH SarabunPSK" w:cs="TH SarabunPSK" w:hint="cs"/>
                           <w:color w:val="000000" w:themeColor="text1"/>
                           <w:sz w:val="32"/>
                           <w:szCs w:val="32"/>
@@ -2946,7 +2946,7 @@
                       </w:r>
                       <w:r>
                         <w:rPr>
-                          <w:rFonts w:ascii="TH SarabunPSK" w:hAnsi="TH SarabunPSK" w:cs="TH SarabunPSK"/>
+                          <w:rFonts w:ascii="TH SarabunPSK" w:hAnsi="TH SarabunPSK" w:cs="TH SarabunPSK" w:hint="cs"/>
                           <w:color w:val="000000" w:themeColor="text1"/>
                           <w:sz w:val="32"/>
                           <w:szCs w:val="32"/>
@@ -2957,7 +2957,7 @@
                       </w:r>
                       <w:r>
                         <w:rPr>
-                          <w:rFonts w:ascii="TH SarabunPSK" w:hAnsi="TH SarabunPSK" w:cs="TH SarabunPSK"/>
+                          <w:rFonts w:ascii="TH SarabunPSK" w:hAnsi="TH SarabunPSK" w:cs="TH SarabunPSK" w:hint="cs"/>
                           <w:color w:val="000000" w:themeColor="text1"/>
                           <w:sz w:val="32"/>
                           <w:szCs w:val="32"/>
@@ -2967,7 +2967,7 @@
                       </w:r>
                       <w:r>
                         <w:rPr>
-                          <w:rFonts w:ascii="TH SarabunPSK" w:hAnsi="TH SarabunPSK" w:cs="TH SarabunPSK"/>
+                          <w:rFonts w:ascii="TH SarabunPSK" w:hAnsi="TH SarabunPSK" w:cs="TH SarabunPSK" w:hint="cs"/>
                           <w:color w:val="000000" w:themeColor="text1"/>
                           <w:sz w:val="32"/>
                           <w:szCs w:val="32"/>
@@ -2977,7 +2977,7 @@
                       </w:r>
                       <w:r>
                         <w:rPr>
-                          <w:rFonts w:ascii="TH SarabunPSK" w:hAnsi="TH SarabunPSK" w:cs="TH SarabunPSK"/>
+                          <w:rFonts w:ascii="TH SarabunPSK" w:hAnsi="TH SarabunPSK" w:cs="TH SarabunPSK" w:hint="cs"/>
                           <w:color w:val="000000" w:themeColor="text1"/>
                           <w:sz w:val="32"/>
                           <w:szCs w:val="32"/>
@@ -2990,7 +2990,7 @@
                       <w:pPr>
                         <w:pStyle w:val="NoSpacing"/>
                         <w:rPr>
-                          <w:rFonts w:ascii="TH SarabunPSK" w:hAnsi="TH SarabunPSK" w:cs="TH SarabunPSK"/>
+                          <w:rFonts w:ascii="TH SarabunPSK" w:hAnsi="TH SarabunPSK" w:cs="TH SarabunPSK" w:hint="cs"/>
                           <w:color w:val="000000" w:themeColor="text1"/>
                           <w:sz w:val="16"/>
                           <w:szCs w:val="16"/>
@@ -3001,7 +3001,7 @@
                       <w:pPr>
                         <w:pStyle w:val="NoSpacing"/>
                         <w:rPr>
-                          <w:rFonts w:ascii="TH SarabunPSK" w:hAnsi="TH SarabunPSK" w:cs="TH SarabunPSK"/>
+                          <w:rFonts w:ascii="TH SarabunPSK" w:hAnsi="TH SarabunPSK" w:cs="TH SarabunPSK" w:hint="cs"/>
                           <w:color w:val="000000" w:themeColor="text1"/>
                           <w:sz w:val="32"/>
                           <w:szCs w:val="32"/>
@@ -3010,7 +3010,7 @@
                       </w:pPr>
                       <w:r>
                         <w:rPr>
-                          <w:rFonts w:ascii="TH SarabunPSK" w:hAnsi="TH SarabunPSK" w:cs="TH SarabunPSK"/>
+                          <w:rFonts w:ascii="TH SarabunPSK" w:hAnsi="TH SarabunPSK" w:cs="TH SarabunPSK" w:hint="cs"/>
                           <w:color w:val="000000" w:themeColor="text1"/>
                           <w:sz w:val="32"/>
                           <w:szCs w:val="32"/>
@@ -3020,7 +3020,7 @@
                       </w:r>
                       <w:r>
                         <w:rPr>
-                          <w:rFonts w:ascii="TH SarabunPSK" w:hAnsi="TH SarabunPSK" w:cs="TH SarabunPSK"/>
+                          <w:rFonts w:ascii="TH SarabunPSK" w:hAnsi="TH SarabunPSK" w:cs="TH SarabunPSK" w:hint="cs"/>
                           <w:sz w:val="32"/>
                           <w:szCs w:val="32"/>
                         </w:rPr>
@@ -3028,7 +3028,7 @@
                       </w:r>
                       <w:r>
                         <w:rPr>
-                          <w:rFonts w:ascii="TH SarabunPSK" w:hAnsi="TH SarabunPSK" w:cs="TH SarabunPSK"/>
+                          <w:rFonts w:ascii="TH SarabunPSK" w:hAnsi="TH SarabunPSK" w:cs="TH SarabunPSK" w:hint="cs"/>
                           <w:sz w:val="32"/>
                           <w:szCs w:val="32"/>
                           <w:cs/>
@@ -3037,7 +3037,7 @@
                       </w:r>
                       <w:r>
                         <w:rPr>
-                          <w:rFonts w:ascii="TH SarabunPSK" w:hAnsi="TH SarabunPSK" w:cs="TH SarabunPSK"/>
+                          <w:rFonts w:ascii="TH SarabunPSK" w:hAnsi="TH SarabunPSK" w:cs="TH SarabunPSK" w:hint="cs"/>
                           <w:sz w:val="32"/>
                           <w:szCs w:val="32"/>
                         </w:rPr>
@@ -3045,7 +3045,7 @@
                       </w:r>
                       <w:r>
                         <w:rPr>
-                          <w:rFonts w:ascii="TH SarabunPSK" w:hAnsi="TH SarabunPSK" w:cs="TH SarabunPSK"/>
+                          <w:rFonts w:ascii="TH SarabunPSK" w:hAnsi="TH SarabunPSK" w:cs="TH SarabunPSK" w:hint="cs"/>
                           <w:color w:val="000000" w:themeColor="text1"/>
                           <w:sz w:val="32"/>
                           <w:szCs w:val="32"/>
@@ -3054,7 +3054,7 @@
                       </w:r>
                       <w:r>
                         <w:rPr>
-                          <w:rFonts w:ascii="TH SarabunPSK" w:hAnsi="TH SarabunPSK" w:cs="TH SarabunPSK"/>
+                          <w:rFonts w:ascii="TH SarabunPSK" w:hAnsi="TH SarabunPSK" w:cs="TH SarabunPSK" w:hint="cs"/>
                           <w:color w:val="000000" w:themeColor="text1"/>
                           <w:sz w:val="32"/>
                           <w:szCs w:val="32"/>
@@ -3064,7 +3064,7 @@
                       </w:r>
                       <w:r>
                         <w:rPr>
-                          <w:rFonts w:ascii="TH SarabunPSK" w:hAnsi="TH SarabunPSK" w:cs="TH SarabunPSK"/>
+                          <w:rFonts w:ascii="TH SarabunPSK" w:hAnsi="TH SarabunPSK" w:cs="TH SarabunPSK" w:hint="cs"/>
                           <w:color w:val="000000" w:themeColor="text1"/>
                           <w:sz w:val="32"/>
                           <w:szCs w:val="32"/>
@@ -3077,14 +3077,14 @@
                       <w:pPr>
                         <w:pStyle w:val="NoSpacing"/>
                         <w:rPr>
-                          <w:rFonts w:ascii="TH SarabunPSK" w:hAnsi="TH SarabunPSK" w:cs="TH SarabunPSK"/>
+                          <w:rFonts w:ascii="TH SarabunPSK" w:hAnsi="TH SarabunPSK" w:cs="TH SarabunPSK" w:hint="cs"/>
                           <w:color w:val="000000" w:themeColor="text1"/>
                           <w:szCs w:val="22"/>
                         </w:rPr>
                       </w:pPr>
                       <w:r>
                         <w:rPr>
-                          <w:rFonts w:ascii="TH SarabunPSK" w:hAnsi="TH SarabunPSK" w:cs="TH SarabunPSK"/>
+                          <w:rFonts w:ascii="TH SarabunPSK" w:hAnsi="TH SarabunPSK" w:cs="TH SarabunPSK" w:hint="cs"/>
                           <w:color w:val="000000" w:themeColor="text1"/>
                           <w:sz w:val="32"/>
                           <w:szCs w:val="32"/>
@@ -3096,7 +3096,7 @@
                       <w:pPr>
                         <w:pStyle w:val="NoSpacing"/>
                         <w:rPr>
-                          <w:rFonts w:ascii="TH SarabunPSK" w:hAnsi="TH SarabunPSK" w:cs="TH SarabunPSK"/>
+                          <w:rFonts w:ascii="TH SarabunPSK" w:hAnsi="TH SarabunPSK" w:cs="TH SarabunPSK" w:hint="cs"/>
                           <w:color w:val="000000" w:themeColor="text1"/>
                           <w:sz w:val="32"/>
                           <w:szCs w:val="32"/>
@@ -3107,7 +3107,7 @@
                       <w:pPr>
                         <w:pStyle w:val="NoSpacing"/>
                         <w:rPr>
-                          <w:rFonts w:ascii="TH SarabunPSK" w:hAnsi="TH SarabunPSK" w:cs="TH SarabunPSK"/>
+                          <w:rFonts w:ascii="TH SarabunPSK" w:hAnsi="TH SarabunPSK" w:cs="TH SarabunPSK" w:hint="cs"/>
                           <w:b/>
                           <w:bCs/>
                           <w:sz w:val="32"/>
@@ -3120,7 +3120,7 @@
                       <w:pPr>
                         <w:pStyle w:val="NoSpacing"/>
                         <w:rPr>
-                          <w:rFonts w:ascii="TH SarabunPSK" w:hAnsi="TH SarabunPSK" w:cs="TH SarabunPSK"/>
+                          <w:rFonts w:ascii="TH SarabunPSK" w:hAnsi="TH SarabunPSK" w:cs="TH SarabunPSK" w:hint="cs"/>
                           <w:sz w:val="32"/>
                           <w:szCs w:val="32"/>
                           <w:cs/>
@@ -6723,7 +6723,7 @@
         <w:kern w:val="2"/>
         <w:sz w:val="22"/>
         <w:szCs w:val="28"/>
-        <w:lang w:val="en-US" w:eastAsia="en-US" w:bidi="th-TH"/>
+        <w:lang w:val="th-TH" w:eastAsia="en-US" w:bidi="th-TH"/>
         <w14:ligatures w14:val="standardContextual"/>
       </w:rPr>
     </w:rPrDefault>
